--- a/DirectX12/D3D12_1/DirectX12_설명문서1.docx
+++ b/DirectX12/D3D12_1/DirectX12_설명문서1.docx
@@ -56,7 +56,7 @@
         <w:spacing w:before="124" w:beforeAutospacing="0" w:after="0" w:afterAutospacing="0" w:line="288" w:lineRule="auto"/>
         <w:jc w:val="center"/>
         <w:rPr>
-          <w:rFonts w:asciiTheme="minorHAnsi" w:eastAsiaTheme="minorHAnsi" w:hAnsiTheme="minorHAnsi" w:hint="eastAsia"/>
+          <w:rFonts w:asciiTheme="minorHAnsi" w:eastAsiaTheme="minorHAnsi" w:hAnsiTheme="minorHAnsi"/>
         </w:rPr>
       </w:pPr>
       <w:r>
@@ -421,7 +421,7 @@
         <w:spacing w:before="124" w:beforeAutospacing="0" w:after="0" w:afterAutospacing="0" w:line="288" w:lineRule="auto"/>
         <w:ind w:left="400"/>
         <w:rPr>
-          <w:rFonts w:asciiTheme="minorEastAsia" w:eastAsiaTheme="minorEastAsia" w:hAnsiTheme="minorEastAsia" w:hint="eastAsia"/>
+          <w:rFonts w:asciiTheme="minorEastAsia" w:eastAsiaTheme="minorEastAsia" w:hAnsiTheme="minorEastAsia"/>
           <w:sz w:val="20"/>
           <w:szCs w:val="20"/>
         </w:rPr>
@@ -581,7 +581,7 @@
           <w:sz w:val="20"/>
           <w:szCs w:val="20"/>
         </w:rPr>
-        <w:t xml:space="preserve"> 2종류</w:t>
+        <w:t xml:space="preserve"> 2종</w:t>
       </w:r>
     </w:p>
     <w:p>
@@ -599,15 +599,6 @@
           <w:szCs w:val="20"/>
         </w:rPr>
       </w:pPr>
-      <w:r>
-        <w:rPr>
-          <w:rFonts w:asciiTheme="minorEastAsia" w:eastAsiaTheme="minorEastAsia" w:hAnsiTheme="minorEastAsia" w:cs="함초롬바탕" w:hint="eastAsia"/>
-          <w:color w:val="000000"/>
-          <w:sz w:val="20"/>
-          <w:szCs w:val="20"/>
-        </w:rPr>
-        <w:t xml:space="preserve">뷰 </w:t>
-      </w:r>
       <w:proofErr w:type="spellStart"/>
       <w:r>
         <w:rPr>
@@ -616,7 +607,7 @@
           <w:sz w:val="20"/>
           <w:szCs w:val="20"/>
         </w:rPr>
-        <w:t>프러스텀에</w:t>
+        <w:t>뷰프러스텀에</w:t>
       </w:r>
       <w:proofErr w:type="spellEnd"/>
       <w:r>
@@ -683,7 +674,7 @@
         <w:pStyle w:val="a3"/>
         <w:spacing w:before="124" w:beforeAutospacing="0" w:after="0" w:afterAutospacing="0" w:line="288" w:lineRule="auto"/>
         <w:rPr>
-          <w:rFonts w:asciiTheme="minorEastAsia" w:eastAsiaTheme="minorEastAsia" w:hAnsiTheme="minorEastAsia" w:cs="함초롬바탕" w:hint="eastAsia"/>
+          <w:rFonts w:asciiTheme="minorEastAsia" w:eastAsiaTheme="minorEastAsia" w:hAnsiTheme="minorEastAsia" w:cs="함초롬바탕"/>
           <w:color w:val="000000"/>
           <w:sz w:val="20"/>
           <w:szCs w:val="20"/>
@@ -711,7 +702,6 @@
           <w:sz w:val="20"/>
           <w:szCs w:val="20"/>
         </w:rPr>
-        <w:lastRenderedPageBreak/>
         <w:t>적 오브젝트</w:t>
       </w:r>
     </w:p>
@@ -736,6 +726,7 @@
           <w:sz w:val="20"/>
           <w:szCs w:val="20"/>
         </w:rPr>
+        <w:lastRenderedPageBreak/>
         <w:t>이동</w:t>
       </w:r>
     </w:p>
@@ -743,7 +734,7 @@
       <w:pPr>
         <w:pStyle w:val="a3"/>
         <w:spacing w:before="124" w:beforeAutospacing="0" w:after="0" w:afterAutospacing="0" w:line="288" w:lineRule="auto"/>
-        <w:ind w:left="600" w:firstLine="200"/>
+        <w:ind w:left="800" w:firstLine="200"/>
         <w:rPr>
           <w:rFonts w:asciiTheme="minorEastAsia" w:eastAsiaTheme="minorEastAsia" w:hAnsiTheme="minorEastAsia"/>
           <w:sz w:val="20"/>
@@ -930,6 +921,17 @@
         <w:pStyle w:val="a3"/>
         <w:spacing w:before="124" w:beforeAutospacing="0" w:after="0" w:afterAutospacing="0" w:line="288" w:lineRule="auto"/>
         <w:rPr>
+          <w:rFonts w:asciiTheme="minorEastAsia" w:eastAsiaTheme="minorEastAsia" w:hAnsiTheme="minorEastAsia" w:hint="eastAsia"/>
+          <w:sz w:val="20"/>
+          <w:szCs w:val="20"/>
+        </w:rPr>
+      </w:pPr>
+    </w:p>
+    <w:p>
+      <w:pPr>
+        <w:pStyle w:val="a3"/>
+        <w:spacing w:before="124" w:beforeAutospacing="0" w:after="0" w:afterAutospacing="0" w:line="288" w:lineRule="auto"/>
+        <w:rPr>
           <w:rFonts w:asciiTheme="minorEastAsia" w:eastAsiaTheme="minorEastAsia" w:hAnsiTheme="minorEastAsia"/>
         </w:rPr>
       </w:pPr>
@@ -1022,7 +1024,7 @@
         <w:spacing w:before="124" w:beforeAutospacing="0" w:after="0" w:afterAutospacing="0" w:line="288" w:lineRule="auto"/>
         <w:ind w:left="1000" w:firstLineChars="100" w:firstLine="200"/>
         <w:rPr>
-          <w:rFonts w:asciiTheme="minorEastAsia" w:eastAsiaTheme="minorEastAsia" w:hAnsiTheme="minorEastAsia"/>
+          <w:rFonts w:asciiTheme="minorEastAsia" w:eastAsiaTheme="minorEastAsia" w:hAnsiTheme="minorEastAsia" w:hint="eastAsia"/>
           <w:sz w:val="20"/>
           <w:szCs w:val="20"/>
         </w:rPr>
@@ -1043,26 +1045,8 @@
         <w:spacing w:before="124" w:beforeAutospacing="0" w:after="0" w:afterAutospacing="0" w:line="288" w:lineRule="auto"/>
         <w:rPr>
           <w:rFonts w:asciiTheme="minorEastAsia" w:eastAsiaTheme="minorEastAsia" w:hAnsiTheme="minorEastAsia"/>
-          <w:sz w:val="20"/>
-          <w:szCs w:val="20"/>
-        </w:rPr>
-      </w:pPr>
-      <w:r>
-        <w:rPr>
-          <w:rFonts w:asciiTheme="minorEastAsia" w:eastAsiaTheme="minorEastAsia" w:hAnsiTheme="minorEastAsia" w:cs="함초롬바탕" w:hint="eastAsia"/>
-          <w:color w:val="000000"/>
-          <w:sz w:val="20"/>
-          <w:szCs w:val="20"/>
-        </w:rPr>
-        <w:t> </w:t>
-      </w:r>
-    </w:p>
-    <w:p>
-      <w:pPr>
-        <w:pStyle w:val="a3"/>
-        <w:spacing w:before="124" w:beforeAutospacing="0" w:after="0" w:afterAutospacing="0" w:line="288" w:lineRule="auto"/>
-        <w:rPr>
-          <w:rFonts w:asciiTheme="minorEastAsia" w:eastAsiaTheme="minorEastAsia" w:hAnsiTheme="minorEastAsia"/>
+          <w:b/>
+          <w:bCs/>
           <w:sz w:val="20"/>
           <w:szCs w:val="20"/>
         </w:rPr>
@@ -1071,6 +1055,8 @@
       <w:r>
         <w:rPr>
           <w:rFonts w:asciiTheme="minorEastAsia" w:eastAsiaTheme="minorEastAsia" w:hAnsiTheme="minorEastAsia" w:cs="함초롬바탕" w:hint="eastAsia"/>
+          <w:b/>
+          <w:bCs/>
           <w:color w:val="000000"/>
           <w:sz w:val="20"/>
           <w:szCs w:val="20"/>
@@ -1166,7 +1152,7 @@
         <w:spacing w:before="124" w:beforeAutospacing="0" w:after="0" w:afterAutospacing="0" w:line="288" w:lineRule="auto"/>
         <w:ind w:left="1000"/>
         <w:rPr>
-          <w:rFonts w:asciiTheme="minorEastAsia" w:eastAsiaTheme="minorEastAsia" w:hAnsiTheme="minorEastAsia" w:hint="eastAsia"/>
+          <w:rFonts w:asciiTheme="minorEastAsia" w:eastAsiaTheme="minorEastAsia" w:hAnsiTheme="minorEastAsia"/>
           <w:sz w:val="20"/>
           <w:szCs w:val="20"/>
         </w:rPr>
@@ -1283,17 +1269,7 @@
           <w:sz w:val="20"/>
           <w:szCs w:val="20"/>
         </w:rPr>
-        <w:t xml:space="preserve"> 표적을 향하는 타겟 벡터를 만들고 미사일 오브젝트의 Look 벡터와 외적을 해 회전축을 구한 다음 그 회전축이 미사일의 월드 행렬의 up과 같아지도록 회전해주었습니다. 또 미사일은 항상 Look 벡터 방향으로 가도록 해 </w:t>
-      </w:r>
-      <w:r>
-        <w:rPr>
-          <w:rFonts w:asciiTheme="minorEastAsia" w:eastAsiaTheme="minorEastAsia" w:hAnsiTheme="minorEastAsia" w:cs="함초롬바탕" w:hint="eastAsia"/>
-          <w:color w:val="000000"/>
-          <w:sz w:val="20"/>
-          <w:szCs w:val="20"/>
-        </w:rPr>
-        <w:lastRenderedPageBreak/>
-        <w:t>회전하는 방향으로 이동하도록 만들어 주었습니다. 만약 표적이 없다면 플레이어가 보는 방향으로 미사일이 발사됩니다.</w:t>
+        <w:t xml:space="preserve"> 표적을 향하는 타겟 벡터를 만들고 미사일 오브젝트의 Look 벡터와 외적을 해 회전축을 구한 다음 그 회전축이 미사일의 월드 행렬의 up과 같아지도록 회전해주었습니다. 또 미사일은 항상 Look 벡터 방향으로 가도록 해 회전하는 방향으로 이동하도록 만들어 주었습니다. 만약 표적이 없다면 플레이어가 보는 방향으로 미사일이 발사됩니다.</w:t>
       </w:r>
     </w:p>
     <w:p>
@@ -1312,6 +1288,7 @@
           <w:sz w:val="22"/>
           <w:szCs w:val="22"/>
         </w:rPr>
+        <w:lastRenderedPageBreak/>
         <w:t xml:space="preserve"> </w:t>
       </w:r>
       <w:r>
@@ -1420,7 +1397,7 @@
         <w:spacing w:before="124" w:beforeAutospacing="0" w:after="0" w:afterAutospacing="0" w:line="288" w:lineRule="auto"/>
         <w:ind w:left="800"/>
         <w:rPr>
-          <w:rFonts w:asciiTheme="minorEastAsia" w:eastAsiaTheme="minorEastAsia" w:hAnsiTheme="minorEastAsia" w:hint="eastAsia"/>
+          <w:rFonts w:asciiTheme="minorEastAsia" w:eastAsiaTheme="minorEastAsia" w:hAnsiTheme="minorEastAsia"/>
           <w:sz w:val="20"/>
           <w:szCs w:val="20"/>
         </w:rPr>
@@ -1895,13 +1872,17 @@
         <w:spacing w:before="124" w:beforeAutospacing="0" w:after="0" w:afterAutospacing="0" w:line="288" w:lineRule="auto"/>
         <w:rPr>
           <w:rFonts w:asciiTheme="minorEastAsia" w:eastAsiaTheme="minorEastAsia" w:hAnsiTheme="minorEastAsia"/>
-          <w:sz w:val="20"/>
-          <w:szCs w:val="20"/>
-        </w:rPr>
-      </w:pPr>
-      <w:r>
-        <w:rPr>
-          <w:rFonts w:asciiTheme="minorEastAsia" w:eastAsiaTheme="minorEastAsia" w:hAnsiTheme="minorEastAsia" w:cs="함초롬바탕" w:hint="eastAsia"/>
+          <w:b/>
+          <w:bCs/>
+          <w:sz w:val="20"/>
+          <w:szCs w:val="20"/>
+        </w:rPr>
+      </w:pPr>
+      <w:r>
+        <w:rPr>
+          <w:rFonts w:asciiTheme="minorEastAsia" w:eastAsiaTheme="minorEastAsia" w:hAnsiTheme="minorEastAsia" w:cs="함초롬바탕" w:hint="eastAsia"/>
+          <w:b/>
+          <w:bCs/>
           <w:color w:val="000000"/>
           <w:sz w:val="20"/>
           <w:szCs w:val="20"/>
@@ -2596,7 +2577,7 @@
         <w:pStyle w:val="a3"/>
         <w:spacing w:before="124" w:beforeAutospacing="0" w:after="0" w:afterAutospacing="0" w:line="288" w:lineRule="auto"/>
         <w:rPr>
-          <w:rFonts w:asciiTheme="minorHAnsi" w:eastAsiaTheme="minorHAnsi" w:hAnsiTheme="minorHAnsi" w:hint="eastAsia"/>
+          <w:rFonts w:asciiTheme="minorHAnsi" w:eastAsiaTheme="minorHAnsi" w:hAnsiTheme="minorHAnsi"/>
         </w:rPr>
       </w:pPr>
       <w:r>
@@ -2702,7 +2683,7 @@
         <w:pStyle w:val="a3"/>
         <w:spacing w:before="124" w:beforeAutospacing="0" w:after="0" w:afterAutospacing="0" w:line="288" w:lineRule="auto"/>
         <w:rPr>
-          <w:rFonts w:asciiTheme="minorHAnsi" w:eastAsiaTheme="minorHAnsi" w:hAnsiTheme="minorHAnsi" w:hint="eastAsia"/>
+          <w:rFonts w:asciiTheme="minorHAnsi" w:eastAsiaTheme="minorHAnsi" w:hAnsiTheme="minorHAnsi"/>
           <w:sz w:val="20"/>
           <w:szCs w:val="20"/>
         </w:rPr>
@@ -2919,7 +2900,7 @@
         <w:spacing w:before="124" w:beforeAutospacing="0" w:after="0" w:afterAutospacing="0" w:line="288" w:lineRule="auto"/>
         <w:ind w:firstLineChars="100" w:firstLine="200"/>
         <w:rPr>
-          <w:rFonts w:asciiTheme="minorHAnsi" w:eastAsiaTheme="minorHAnsi" w:hAnsiTheme="minorHAnsi" w:hint="eastAsia"/>
+          <w:rFonts w:asciiTheme="minorHAnsi" w:eastAsiaTheme="minorHAnsi" w:hAnsiTheme="minorHAnsi"/>
           <w:sz w:val="20"/>
           <w:szCs w:val="20"/>
         </w:rPr>

--- a/DirectX12/D3D12_1/DirectX12_설명문서1.docx
+++ b/DirectX12/D3D12_1/DirectX12_설명문서1.docx
@@ -1,6 +1,6 @@
 
 <file path=word/document.xml><?xml version="1.0" encoding="utf-8"?>
-<w:document xmlns:wpc="http://schemas.microsoft.com/office/word/2010/wordprocessingCanvas" xmlns:cx="http://schemas.microsoft.com/office/drawing/2014/chartex" xmlns:cx1="http://schemas.microsoft.com/office/drawing/2015/9/8/chartex" xmlns:cx2="http://schemas.microsoft.com/office/drawing/2015/10/21/chartex" xmlns:cx3="http://schemas.microsoft.com/office/drawing/2016/5/9/chartex" xmlns:cx4="http://schemas.microsoft.com/office/drawing/2016/5/10/chartex" xmlns:cx5="http://schemas.microsoft.com/office/drawing/2016/5/11/chartex" xmlns:cx6="http://schemas.microsoft.com/office/drawing/2016/5/12/chartex" xmlns:cx7="http://schemas.microsoft.com/office/drawing/2016/5/13/chartex" xmlns:cx8="http://schemas.microsoft.com/office/drawing/2016/5/14/chartex" xmlns:mc="http://schemas.openxmlformats.org/markup-compatibility/2006" xmlns:aink="http://schemas.microsoft.com/office/drawing/2016/ink" xmlns:am3d="http://schemas.microsoft.com/office/drawing/2017/model3d" xmlns:o="urn:schemas-microsoft-com:office:office" xmlns:r="http://schemas.openxmlformats.org/officeDocument/2006/relationships" xmlns:m="http://schemas.openxmlformats.org/officeDocument/2006/math" xmlns:v="urn:schemas-microsoft-com:vml" xmlns:wp14="http://schemas.microsoft.com/office/word/2010/wordprocessingDrawing" xmlns:wp="http://schemas.openxmlformats.org/drawingml/2006/wordprocessingDrawing" xmlns:w10="urn:schemas-microsoft-com:office:word" xmlns:w="http://schemas.openxmlformats.org/wordprocessingml/2006/main" xmlns:w14="http://schemas.microsoft.com/office/word/2010/wordml" xmlns:w15="http://schemas.microsoft.com/office/word/2012/wordml" xmlns:w16cex="http://schemas.microsoft.com/office/word/2018/wordml/cex" xmlns:w16cid="http://schemas.microsoft.com/office/word/2016/wordml/cid" xmlns:w16="http://schemas.microsoft.com/office/word/2018/wordml" xmlns:w16sdtdh="http://schemas.microsoft.com/office/word/2020/wordml/sdtdatahash" xmlns:w16se="http://schemas.microsoft.com/office/word/2015/wordml/symex" xmlns:wpg="http://schemas.microsoft.com/office/word/2010/wordprocessingGroup" xmlns:wpi="http://schemas.microsoft.com/office/word/2010/wordprocessingInk" xmlns:wne="http://schemas.microsoft.com/office/word/2006/wordml" xmlns:wps="http://schemas.microsoft.com/office/word/2010/wordprocessingShape" mc:Ignorable="w14 w15 w16se w16cid w16 w16cex w16sdtdh wp14">
+<w:document xmlns:wpc="http://schemas.microsoft.com/office/word/2010/wordprocessingCanvas" xmlns:cx="http://schemas.microsoft.com/office/drawing/2014/chartex" xmlns:cx1="http://schemas.microsoft.com/office/drawing/2015/9/8/chartex" xmlns:cx2="http://schemas.microsoft.com/office/drawing/2015/10/21/chartex" xmlns:cx3="http://schemas.microsoft.com/office/drawing/2016/5/9/chartex" xmlns:cx4="http://schemas.microsoft.com/office/drawing/2016/5/10/chartex" xmlns:cx5="http://schemas.microsoft.com/office/drawing/2016/5/11/chartex" xmlns:cx6="http://schemas.microsoft.com/office/drawing/2016/5/12/chartex" xmlns:cx7="http://schemas.microsoft.com/office/drawing/2016/5/13/chartex" xmlns:cx8="http://schemas.microsoft.com/office/drawing/2016/5/14/chartex" xmlns:mc="http://schemas.openxmlformats.org/markup-compatibility/2006" xmlns:aink="http://schemas.microsoft.com/office/drawing/2016/ink" xmlns:am3d="http://schemas.microsoft.com/office/drawing/2017/model3d" xmlns:o="urn:schemas-microsoft-com:office:office" xmlns:oel="http://schemas.microsoft.com/office/2019/extlst" xmlns:r="http://schemas.openxmlformats.org/officeDocument/2006/relationships" xmlns:m="http://schemas.openxmlformats.org/officeDocument/2006/math" xmlns:v="urn:schemas-microsoft-com:vml" xmlns:wp14="http://schemas.microsoft.com/office/word/2010/wordprocessingDrawing" xmlns:wp="http://schemas.openxmlformats.org/drawingml/2006/wordprocessingDrawing" xmlns:w10="urn:schemas-microsoft-com:office:word" xmlns:w="http://schemas.openxmlformats.org/wordprocessingml/2006/main" xmlns:w14="http://schemas.microsoft.com/office/word/2010/wordml" xmlns:w15="http://schemas.microsoft.com/office/word/2012/wordml" xmlns:w16cex="http://schemas.microsoft.com/office/word/2018/wordml/cex" xmlns:w16cid="http://schemas.microsoft.com/office/word/2016/wordml/cid" xmlns:w16="http://schemas.microsoft.com/office/word/2018/wordml" xmlns:w16sdtdh="http://schemas.microsoft.com/office/word/2020/wordml/sdtdatahash" xmlns:w16se="http://schemas.microsoft.com/office/word/2015/wordml/symex" xmlns:wpg="http://schemas.microsoft.com/office/word/2010/wordprocessingGroup" xmlns:wpi="http://schemas.microsoft.com/office/word/2010/wordprocessingInk" xmlns:wne="http://schemas.microsoft.com/office/word/2006/wordml" xmlns:wps="http://schemas.microsoft.com/office/word/2010/wordprocessingShape" mc:Ignorable="w14 w15 w16se w16cid w16 w16cex w16sdtdh wp14">
   <w:body>
     <w:p>
       <w:pPr>
@@ -13,6 +13,8 @@
           <w:szCs w:val="24"/>
         </w:rPr>
       </w:pPr>
+      <w:bookmarkStart w:id="0" w:name="_Hlk102497815"/>
+      <w:bookmarkEnd w:id="0"/>
       <w:r>
         <w:rPr>
           <w:rFonts w:eastAsiaTheme="minorHAnsi" w:cs="돋움체" w:hint="eastAsia"/>
@@ -650,42 +652,6 @@
         <w:pStyle w:val="a3"/>
         <w:spacing w:before="124" w:beforeAutospacing="0" w:after="0" w:afterAutospacing="0" w:line="288" w:lineRule="auto"/>
         <w:rPr>
-          <w:rFonts w:asciiTheme="minorEastAsia" w:eastAsiaTheme="minorEastAsia" w:hAnsiTheme="minorEastAsia" w:cs="함초롬바탕"/>
-          <w:color w:val="000000"/>
-          <w:sz w:val="20"/>
-          <w:szCs w:val="20"/>
-        </w:rPr>
-      </w:pPr>
-    </w:p>
-    <w:p>
-      <w:pPr>
-        <w:pStyle w:val="a3"/>
-        <w:spacing w:before="124" w:beforeAutospacing="0" w:after="0" w:afterAutospacing="0" w:line="288" w:lineRule="auto"/>
-        <w:rPr>
-          <w:rFonts w:asciiTheme="minorEastAsia" w:eastAsiaTheme="minorEastAsia" w:hAnsiTheme="minorEastAsia" w:cs="함초롬바탕"/>
-          <w:color w:val="000000"/>
-          <w:sz w:val="20"/>
-          <w:szCs w:val="20"/>
-        </w:rPr>
-      </w:pPr>
-    </w:p>
-    <w:p>
-      <w:pPr>
-        <w:pStyle w:val="a3"/>
-        <w:spacing w:before="124" w:beforeAutospacing="0" w:after="0" w:afterAutospacing="0" w:line="288" w:lineRule="auto"/>
-        <w:rPr>
-          <w:rFonts w:asciiTheme="minorEastAsia" w:eastAsiaTheme="minorEastAsia" w:hAnsiTheme="minorEastAsia" w:cs="함초롬바탕"/>
-          <w:color w:val="000000"/>
-          <w:sz w:val="20"/>
-          <w:szCs w:val="20"/>
-        </w:rPr>
-      </w:pPr>
-    </w:p>
-    <w:p>
-      <w:pPr>
-        <w:pStyle w:val="a3"/>
-        <w:spacing w:before="124" w:beforeAutospacing="0" w:after="0" w:afterAutospacing="0" w:line="288" w:lineRule="auto"/>
-        <w:rPr>
           <w:rFonts w:asciiTheme="minorEastAsia" w:eastAsiaTheme="minorEastAsia" w:hAnsiTheme="minorEastAsia"/>
           <w:b/>
           <w:bCs/>
@@ -726,7 +692,6 @@
           <w:sz w:val="20"/>
           <w:szCs w:val="20"/>
         </w:rPr>
-        <w:lastRenderedPageBreak/>
         <w:t>이동</w:t>
       </w:r>
     </w:p>
@@ -921,7 +886,7 @@
         <w:pStyle w:val="a3"/>
         <w:spacing w:before="124" w:beforeAutospacing="0" w:after="0" w:afterAutospacing="0" w:line="288" w:lineRule="auto"/>
         <w:rPr>
-          <w:rFonts w:asciiTheme="minorEastAsia" w:eastAsiaTheme="minorEastAsia" w:hAnsiTheme="minorEastAsia" w:hint="eastAsia"/>
+          <w:rFonts w:asciiTheme="minorEastAsia" w:eastAsiaTheme="minorEastAsia" w:hAnsiTheme="minorEastAsia"/>
           <w:sz w:val="20"/>
           <w:szCs w:val="20"/>
         </w:rPr>
@@ -1024,7 +989,7 @@
         <w:spacing w:before="124" w:beforeAutospacing="0" w:after="0" w:afterAutospacing="0" w:line="288" w:lineRule="auto"/>
         <w:ind w:left="1000" w:firstLineChars="100" w:firstLine="200"/>
         <w:rPr>
-          <w:rFonts w:asciiTheme="minorEastAsia" w:eastAsiaTheme="minorEastAsia" w:hAnsiTheme="minorEastAsia" w:hint="eastAsia"/>
+          <w:rFonts w:asciiTheme="minorEastAsia" w:eastAsiaTheme="minorEastAsia" w:hAnsiTheme="minorEastAsia"/>
           <w:sz w:val="20"/>
           <w:szCs w:val="20"/>
         </w:rPr>
@@ -1125,6 +1090,18 @@
     <w:p>
       <w:pPr>
         <w:pStyle w:val="a3"/>
+        <w:spacing w:before="124" w:beforeAutospacing="0" w:after="0" w:afterAutospacing="0" w:line="288" w:lineRule="auto"/>
+        <w:ind w:left="1000"/>
+        <w:rPr>
+          <w:rFonts w:asciiTheme="minorEastAsia" w:eastAsiaTheme="minorEastAsia" w:hAnsiTheme="minorEastAsia"/>
+          <w:sz w:val="20"/>
+          <w:szCs w:val="20"/>
+        </w:rPr>
+      </w:pPr>
+    </w:p>
+    <w:p>
+      <w:pPr>
+        <w:pStyle w:val="a3"/>
         <w:numPr>
           <w:ilvl w:val="0"/>
           <w:numId w:val="13"/>
@@ -1143,42 +1120,6 @@
           <w:sz w:val="20"/>
           <w:szCs w:val="20"/>
         </w:rPr>
-        <w:t>목표3 -&gt; 미사일들이 지형을 피해가도록 하자</w:t>
-      </w:r>
-    </w:p>
-    <w:p>
-      <w:pPr>
-        <w:pStyle w:val="a3"/>
-        <w:spacing w:before="124" w:beforeAutospacing="0" w:after="0" w:afterAutospacing="0" w:line="288" w:lineRule="auto"/>
-        <w:ind w:left="1000"/>
-        <w:rPr>
-          <w:rFonts w:asciiTheme="minorEastAsia" w:eastAsiaTheme="minorEastAsia" w:hAnsiTheme="minorEastAsia"/>
-          <w:sz w:val="20"/>
-          <w:szCs w:val="20"/>
-        </w:rPr>
-      </w:pPr>
-    </w:p>
-    <w:p>
-      <w:pPr>
-        <w:pStyle w:val="a3"/>
-        <w:numPr>
-          <w:ilvl w:val="0"/>
-          <w:numId w:val="13"/>
-        </w:numPr>
-        <w:spacing w:before="124" w:beforeAutospacing="0" w:after="0" w:afterAutospacing="0" w:line="288" w:lineRule="auto"/>
-        <w:rPr>
-          <w:rFonts w:asciiTheme="minorEastAsia" w:eastAsiaTheme="minorEastAsia" w:hAnsiTheme="minorEastAsia"/>
-          <w:sz w:val="20"/>
-          <w:szCs w:val="20"/>
-        </w:rPr>
-      </w:pPr>
-      <w:r>
-        <w:rPr>
-          <w:rFonts w:asciiTheme="minorEastAsia" w:eastAsiaTheme="minorEastAsia" w:hAnsiTheme="minorEastAsia" w:cs="함초롬바탕" w:hint="eastAsia"/>
-          <w:color w:val="000000"/>
-          <w:sz w:val="20"/>
-          <w:szCs w:val="20"/>
-        </w:rPr>
         <w:t xml:space="preserve">목표1 </w:t>
       </w:r>
       <w:r>
@@ -1209,7 +1150,7 @@
           <w:sz w:val="20"/>
           <w:szCs w:val="20"/>
         </w:rPr>
-        <w:t xml:space="preserve">x 버튼을 누르면 </w:t>
+        <w:t xml:space="preserve">x 버튼을 누르면 뷰 </w:t>
       </w:r>
       <w:proofErr w:type="spellStart"/>
       <w:r>
@@ -1219,7 +1160,7 @@
           <w:sz w:val="20"/>
           <w:szCs w:val="20"/>
         </w:rPr>
-        <w:t>씬에</w:t>
+        <w:t>프러스텀에</w:t>
       </w:r>
       <w:proofErr w:type="spellEnd"/>
       <w:r>
@@ -1229,81 +1170,57 @@
           <w:sz w:val="20"/>
           <w:szCs w:val="20"/>
         </w:rPr>
-        <w:t xml:space="preserve"> 있는 게임 오브젝트 중 뷰 </w:t>
-      </w:r>
-      <w:proofErr w:type="spellStart"/>
-      <w:r>
-        <w:rPr>
-          <w:rFonts w:asciiTheme="minorEastAsia" w:eastAsiaTheme="minorEastAsia" w:hAnsiTheme="minorEastAsia" w:cs="함초롬바탕" w:hint="eastAsia"/>
-          <w:color w:val="000000"/>
-          <w:sz w:val="20"/>
-          <w:szCs w:val="20"/>
-        </w:rPr>
-        <w:t>프러스텀에</w:t>
-      </w:r>
-      <w:proofErr w:type="spellEnd"/>
-      <w:r>
-        <w:rPr>
-          <w:rFonts w:asciiTheme="minorEastAsia" w:eastAsiaTheme="minorEastAsia" w:hAnsiTheme="minorEastAsia" w:cs="함초롬바탕" w:hint="eastAsia"/>
-          <w:color w:val="000000"/>
-          <w:sz w:val="20"/>
-          <w:szCs w:val="20"/>
-        </w:rPr>
-        <w:t xml:space="preserve"> 있는 오브젝트들 중 플레이어와 가장 가까운 거리에 있는 오브젝트를 표적으로 정해 위치를 받아와 플레이어의 위치벡터에서 </w:t>
-      </w:r>
-      <w:proofErr w:type="spellStart"/>
-      <w:r>
-        <w:rPr>
-          <w:rFonts w:asciiTheme="minorEastAsia" w:eastAsiaTheme="minorEastAsia" w:hAnsiTheme="minorEastAsia" w:cs="함초롬바탕" w:hint="eastAsia"/>
-          <w:color w:val="000000"/>
-          <w:sz w:val="20"/>
-          <w:szCs w:val="20"/>
-        </w:rPr>
-        <w:t>빼줘</w:t>
-      </w:r>
-      <w:proofErr w:type="spellEnd"/>
-      <w:r>
-        <w:rPr>
-          <w:rFonts w:asciiTheme="minorEastAsia" w:eastAsiaTheme="minorEastAsia" w:hAnsiTheme="minorEastAsia" w:cs="함초롬바탕" w:hint="eastAsia"/>
-          <w:color w:val="000000"/>
-          <w:sz w:val="20"/>
-          <w:szCs w:val="20"/>
-        </w:rPr>
-        <w:t xml:space="preserve"> 표적을 향하는 타겟 벡터를 만들고 미사일 오브젝트의 Look 벡터와 외적을 해 회전축을 구한 다음 그 회전축이 미사일의 월드 행렬의 up과 같아지도록 회전해주었습니다. 또 미사일은 항상 Look 벡터 방향으로 가도록 해 회전하는 방향으로 이동하도록 만들어 주었습니다. 만약 표적이 없다면 플레이어가 보는 방향으로 미사일이 발사됩니다.</w:t>
-      </w:r>
-    </w:p>
-    <w:p>
-      <w:pPr>
-        <w:pStyle w:val="a3"/>
-        <w:spacing w:before="124" w:beforeAutospacing="0" w:after="0" w:afterAutospacing="0" w:line="288" w:lineRule="auto"/>
-        <w:ind w:left="400"/>
-        <w:rPr>
-          <w:rFonts w:asciiTheme="minorEastAsia" w:eastAsiaTheme="minorEastAsia" w:hAnsiTheme="minorEastAsia"/>
-        </w:rPr>
-      </w:pPr>
-      <w:r>
-        <w:rPr>
-          <w:rFonts w:asciiTheme="minorEastAsia" w:eastAsiaTheme="minorEastAsia" w:hAnsiTheme="minorEastAsia" w:cs="함초롬바탕" w:hint="eastAsia"/>
+        <w:t xml:space="preserve"> 있는 오브젝트들 중 플레이어와 가장 가까운 거리에 있는 오브젝트를 표적으로 정해 위치를 받아와 플레이어의 위치벡터에서 빼 표적을 향하는 타겟 벡터를 만들고 미사일 오브젝트의 Look 벡터와 외적을 해 회전축을 구한 다음 그 회전축</w:t>
+      </w:r>
+      <w:r>
+        <w:rPr>
+          <w:rFonts w:asciiTheme="minorEastAsia" w:eastAsiaTheme="minorEastAsia" w:hAnsiTheme="minorEastAsia" w:cs="함초롬바탕" w:hint="eastAsia"/>
+          <w:color w:val="000000"/>
+          <w:sz w:val="20"/>
+          <w:szCs w:val="20"/>
+        </w:rPr>
+        <w:t xml:space="preserve"> 각 성분을 이용해</w:t>
+      </w:r>
+      <w:r>
+        <w:rPr>
+          <w:rFonts w:asciiTheme="minorEastAsia" w:eastAsiaTheme="minorEastAsia" w:hAnsiTheme="minorEastAsia" w:cs="함초롬바탕" w:hint="eastAsia"/>
+          <w:color w:val="000000"/>
+          <w:sz w:val="20"/>
+          <w:szCs w:val="20"/>
+        </w:rPr>
+        <w:t xml:space="preserve"> 회전했습니다.</w:t>
+      </w:r>
+      <w:r>
+        <w:rPr>
+          <w:rFonts w:asciiTheme="minorEastAsia" w:eastAsiaTheme="minorEastAsia" w:hAnsiTheme="minorEastAsia" w:cs="함초롬바탕"/>
+          <w:color w:val="000000"/>
+          <w:sz w:val="20"/>
+          <w:szCs w:val="20"/>
+        </w:rPr>
+        <w:t xml:space="preserve"> </w:t>
+      </w:r>
+      <w:r>
+        <w:rPr>
+          <w:rFonts w:asciiTheme="minorEastAsia" w:eastAsiaTheme="minorEastAsia" w:hAnsiTheme="minorEastAsia" w:cs="함초롬바탕" w:hint="eastAsia"/>
+          <w:color w:val="000000"/>
+          <w:sz w:val="20"/>
+          <w:szCs w:val="20"/>
+        </w:rPr>
+        <w:t>또 미사일은 항상 Look 벡터 방향으로 가도록 해 회전하는 방향으로 이동하도록 만들어 주었습니다. 만약 표적이 없다면 플레이어가 보는 방향으로 미사일이 발사됩니다.</w:t>
+      </w:r>
+      <w:r>
+        <w:rPr>
+          <w:rFonts w:asciiTheme="minorEastAsia" w:eastAsiaTheme="minorEastAsia" w:hAnsiTheme="minorEastAsia" w:cs="함초롬바탕"/>
+          <w:noProof/>
           <w:color w:val="000000"/>
           <w:sz w:val="22"/>
           <w:szCs w:val="22"/>
         </w:rPr>
-        <w:lastRenderedPageBreak/>
-        <w:t xml:space="preserve"> </w:t>
-      </w:r>
-      <w:r>
-        <w:rPr>
-          <w:rFonts w:asciiTheme="minorEastAsia" w:eastAsiaTheme="minorEastAsia" w:hAnsiTheme="minorEastAsia" w:cstheme="minorBidi"/>
-          <w:noProof/>
-          <w:kern w:val="2"/>
-          <w:sz w:val="20"/>
-          <w:szCs w:val="22"/>
-        </w:rPr>
         <w:drawing>
-          <wp:inline distT="0" distB="0" distL="0" distR="0" wp14:anchorId="06C0193F" wp14:editId="1E00EAEE">
-            <wp:extent cx="4981575" cy="2162175"/>
-            <wp:effectExtent l="0" t="0" r="9525" b="9525"/>
-            <wp:docPr id="9" name="그림 9" descr="텍스트이(가) 표시된 사진&#10;&#10;자동 생성된 설명"/>
+          <wp:inline distT="0" distB="0" distL="0" distR="0" wp14:anchorId="45D4E6B2" wp14:editId="08FAB22E">
+            <wp:extent cx="5731510" cy="3342640"/>
+            <wp:effectExtent l="0" t="0" r="2540" b="0"/>
+            <wp:docPr id="10" name="그림 10" descr="텍스트이(가) 표시된 사진&#10;&#10;자동 생성된 설명"/>
             <wp:cNvGraphicFramePr>
               <a:graphicFrameLocks xmlns:a="http://schemas.openxmlformats.org/drawingml/2006/main" noChangeAspect="1"/>
             </wp:cNvGraphicFramePr>
@@ -1311,36 +1228,23 @@
               <a:graphicData uri="http://schemas.openxmlformats.org/drawingml/2006/picture">
                 <pic:pic xmlns:pic="http://schemas.openxmlformats.org/drawingml/2006/picture">
                   <pic:nvPicPr>
-                    <pic:cNvPr id="9" name="그림 9" descr="텍스트이(가) 표시된 사진&#10;&#10;자동 생성된 설명"/>
-                    <pic:cNvPicPr>
-                      <a:picLocks noChangeAspect="1" noChangeArrowheads="1"/>
-                    </pic:cNvPicPr>
+                    <pic:cNvPr id="10" name="그림 10" descr="텍스트이(가) 표시된 사진&#10;&#10;자동 생성된 설명"/>
+                    <pic:cNvPicPr/>
                   </pic:nvPicPr>
                   <pic:blipFill>
-                    <a:blip r:embed="rId5">
-                      <a:extLst>
-                        <a:ext uri="{28A0092B-C50C-407E-A947-70E740481C1C}">
-                          <a14:useLocalDpi xmlns:a14="http://schemas.microsoft.com/office/drawing/2010/main" val="0"/>
-                        </a:ext>
-                      </a:extLst>
-                    </a:blip>
-                    <a:srcRect/>
+                    <a:blip r:embed="rId7"/>
                     <a:stretch>
                       <a:fillRect/>
                     </a:stretch>
                   </pic:blipFill>
-                  <pic:spPr bwMode="auto">
+                  <pic:spPr>
                     <a:xfrm>
                       <a:off x="0" y="0"/>
-                      <a:ext cx="4981575" cy="2162175"/>
+                      <a:ext cx="5731510" cy="3342640"/>
                     </a:xfrm>
                     <a:prstGeom prst="rect">
                       <a:avLst/>
                     </a:prstGeom>
-                    <a:noFill/>
-                    <a:ln>
-                      <a:noFill/>
-                    </a:ln>
                   </pic:spPr>
                 </pic:pic>
               </a:graphicData>
@@ -1351,6 +1255,27 @@
     </w:p>
     <w:p>
       <w:pPr>
+        <w:pStyle w:val="a4"/>
+        <w:jc w:val="center"/>
+        <w:rPr>
+          <w:rFonts w:asciiTheme="minorEastAsia" w:hAnsiTheme="minorEastAsia"/>
+        </w:rPr>
+      </w:pPr>
+      <w:r>
+        <w:rPr>
+          <w:rFonts w:hint="eastAsia"/>
+        </w:rPr>
+        <w:t xml:space="preserve">미사일이 타겟을 바라보며 날아가는 코드 </w:t>
+      </w:r>
+      <w:r>
+        <w:rPr>
+          <w:rFonts w:hint="eastAsia"/>
+        </w:rPr>
+        <w:t>Object.cpp</w:t>
+      </w:r>
+    </w:p>
+    <w:p>
+      <w:pPr>
         <w:pStyle w:val="a3"/>
         <w:spacing w:before="124" w:beforeAutospacing="0" w:after="0" w:afterAutospacing="0" w:line="288" w:lineRule="auto"/>
         <w:rPr>
@@ -1388,6 +1313,7 @@
           <w:sz w:val="20"/>
           <w:szCs w:val="20"/>
         </w:rPr>
+        <w:lastRenderedPageBreak/>
         <w:t>목표2 실행결과</w:t>
       </w:r>
     </w:p>
@@ -1411,25 +1337,23 @@
         </w:rPr>
         <w:t xml:space="preserve">화면의 중앙을 기준으로 25개의 광선을 </w:t>
       </w:r>
-      <w:proofErr w:type="spellStart"/>
-      <w:r>
-        <w:rPr>
-          <w:rFonts w:asciiTheme="minorEastAsia" w:eastAsiaTheme="minorEastAsia" w:hAnsiTheme="minorEastAsia" w:cs="함초롬바탕" w:hint="eastAsia"/>
-          <w:color w:val="000000"/>
-          <w:sz w:val="20"/>
-          <w:szCs w:val="20"/>
-        </w:rPr>
-        <w:t>쏴줍니다</w:t>
-      </w:r>
-      <w:proofErr w:type="spellEnd"/>
-      <w:r>
-        <w:rPr>
-          <w:rFonts w:asciiTheme="minorEastAsia" w:eastAsiaTheme="minorEastAsia" w:hAnsiTheme="minorEastAsia" w:cs="함초롬바탕" w:hint="eastAsia"/>
-          <w:color w:val="000000"/>
-          <w:sz w:val="20"/>
-          <w:szCs w:val="20"/>
-        </w:rPr>
-        <w:t>.</w:t>
+      <w:r>
+        <w:rPr>
+          <w:rFonts w:asciiTheme="minorEastAsia" w:eastAsiaTheme="minorEastAsia" w:hAnsiTheme="minorEastAsia" w:cs="함초롬바탕" w:hint="eastAsia"/>
+          <w:color w:val="000000"/>
+          <w:sz w:val="20"/>
+          <w:szCs w:val="20"/>
+        </w:rPr>
+        <w:t>쏩</w:t>
+      </w:r>
+      <w:r>
+        <w:rPr>
+          <w:rFonts w:asciiTheme="minorEastAsia" w:eastAsiaTheme="minorEastAsia" w:hAnsiTheme="minorEastAsia" w:cs="함초롬바탕" w:hint="eastAsia"/>
+          <w:color w:val="000000"/>
+          <w:sz w:val="20"/>
+          <w:szCs w:val="20"/>
+        </w:rPr>
+        <w:t>니다.</w:t>
       </w:r>
     </w:p>
     <w:p>
@@ -1459,13 +1383,6 @@
         <w:pStyle w:val="a3"/>
         <w:spacing w:before="124" w:beforeAutospacing="0" w:after="0" w:afterAutospacing="0" w:line="288" w:lineRule="auto"/>
         <w:ind w:left="800"/>
-        <w:rPr>
-          <w:rFonts w:asciiTheme="minorEastAsia" w:eastAsiaTheme="minorEastAsia" w:hAnsiTheme="minorEastAsia"/>
-          <w:sz w:val="20"/>
-          <w:szCs w:val="20"/>
-        </w:rPr>
-      </w:pPr>
-      <w:r>
         <w:rPr>
           <w:rFonts w:asciiTheme="minorEastAsia" w:eastAsiaTheme="minorEastAsia" w:hAnsiTheme="minorEastAsia" w:cstheme="minorBidi"/>
           <w:noProof/>
@@ -1473,8 +1390,7 @@
           <w:sz w:val="20"/>
           <w:szCs w:val="20"/>
         </w:rPr>
-        <w:t xml:space="preserve"> </w:t>
-      </w:r>
+      </w:pPr>
       <w:r>
         <w:rPr>
           <w:rFonts w:asciiTheme="minorEastAsia" w:eastAsiaTheme="minorEastAsia" w:hAnsiTheme="minorEastAsia" w:cstheme="minorBidi"/>
@@ -1483,10 +1399,35 @@
           <w:sz w:val="20"/>
           <w:szCs w:val="20"/>
         </w:rPr>
+        <w:t xml:space="preserve"> </w:t>
+      </w:r>
+    </w:p>
+    <w:p>
+      <w:pPr>
+        <w:pStyle w:val="a3"/>
+        <w:spacing w:before="124" w:beforeAutospacing="0" w:after="0" w:afterAutospacing="0" w:line="288" w:lineRule="auto"/>
+        <w:ind w:left="800"/>
+        <w:jc w:val="center"/>
+        <w:rPr>
+          <w:rFonts w:asciiTheme="minorEastAsia" w:eastAsiaTheme="minorEastAsia" w:hAnsiTheme="minorEastAsia" w:cstheme="minorBidi"/>
+          <w:noProof/>
+          <w:kern w:val="2"/>
+          <w:sz w:val="20"/>
+          <w:szCs w:val="20"/>
+        </w:rPr>
+      </w:pPr>
+      <w:r>
+        <w:rPr>
+          <w:rFonts w:asciiTheme="minorEastAsia" w:eastAsiaTheme="minorEastAsia" w:hAnsiTheme="minorEastAsia" w:cstheme="minorBidi"/>
+          <w:noProof/>
+          <w:kern w:val="2"/>
+          <w:sz w:val="20"/>
+          <w:szCs w:val="20"/>
+        </w:rPr>
         <w:drawing>
-          <wp:inline distT="0" distB="0" distL="0" distR="0" wp14:anchorId="4E18E65A" wp14:editId="2C49F83E">
-            <wp:extent cx="2552700" cy="2031264"/>
-            <wp:effectExtent l="0" t="0" r="0" b="7620"/>
+          <wp:inline distT="0" distB="0" distL="0" distR="0" wp14:anchorId="71519873" wp14:editId="62526584">
+            <wp:extent cx="2495550" cy="1838325"/>
+            <wp:effectExtent l="0" t="0" r="0" b="0"/>
             <wp:docPr id="8" name="그림 8" descr="텍스트이(가) 표시된 사진&#10;&#10;자동 생성된 설명"/>
             <wp:cNvGraphicFramePr>
               <a:graphicFrameLocks xmlns:a="http://schemas.openxmlformats.org/drawingml/2006/main" noChangeAspect="1"/>
@@ -1500,23 +1441,21 @@
                       <a:picLocks noChangeAspect="1" noChangeArrowheads="1"/>
                     </pic:cNvPicPr>
                   </pic:nvPicPr>
-                  <pic:blipFill>
-                    <a:blip r:embed="rId6">
+                  <pic:blipFill rotWithShape="1">
+                    <a:blip r:embed="rId8">
                       <a:extLst>
                         <a:ext uri="{28A0092B-C50C-407E-A947-70E740481C1C}">
                           <a14:useLocalDpi xmlns:a14="http://schemas.microsoft.com/office/drawing/2010/main" val="0"/>
                         </a:ext>
                       </a:extLst>
                     </a:blip>
-                    <a:srcRect/>
-                    <a:stretch>
-                      <a:fillRect/>
-                    </a:stretch>
+                    <a:srcRect t="6098" r="2190" b="3356"/>
+                    <a:stretch/>
                   </pic:blipFill>
                   <pic:spPr bwMode="auto">
                     <a:xfrm>
                       <a:off x="0" y="0"/>
-                      <a:ext cx="2559257" cy="2036481"/>
+                      <a:ext cx="2503206" cy="1843964"/>
                     </a:xfrm>
                     <a:prstGeom prst="rect">
                       <a:avLst/>
@@ -1525,6 +1464,11 @@
                     <a:ln>
                       <a:noFill/>
                     </a:ln>
+                    <a:extLst>
+                      <a:ext uri="{53640926-AAD7-44D8-BBD7-CCE9431645EC}">
+                        <a14:shadowObscured xmlns:a14="http://schemas.microsoft.com/office/drawing/2010/main"/>
+                      </a:ext>
+                    </a:extLst>
                   </pic:spPr>
                 </pic:pic>
               </a:graphicData>
@@ -1532,16 +1476,6 @@
           </wp:inline>
         </w:drawing>
       </w:r>
-    </w:p>
-    <w:p>
-      <w:pPr>
-        <w:pStyle w:val="a3"/>
-        <w:spacing w:before="124" w:beforeAutospacing="0" w:after="0" w:afterAutospacing="0" w:line="288" w:lineRule="auto"/>
-        <w:ind w:left="400"/>
-        <w:rPr>
-          <w:rFonts w:asciiTheme="minorEastAsia" w:eastAsiaTheme="minorEastAsia" w:hAnsiTheme="minorEastAsia"/>
-        </w:rPr>
-      </w:pPr>
       <w:r>
         <w:rPr>
           <w:rFonts w:asciiTheme="minorEastAsia" w:eastAsiaTheme="minorEastAsia" w:hAnsiTheme="minorEastAsia" w:cstheme="minorBidi"/>
@@ -1550,12 +1484,11 @@
           <w:sz w:val="20"/>
           <w:szCs w:val="22"/>
         </w:rPr>
-        <w:lastRenderedPageBreak/>
         <w:drawing>
-          <wp:inline distT="0" distB="0" distL="0" distR="0" wp14:anchorId="7FEC2BCB" wp14:editId="1F498EAC">
-            <wp:extent cx="5731510" cy="1857375"/>
-            <wp:effectExtent l="0" t="0" r="2540" b="9525"/>
-            <wp:docPr id="7" name="그림 7" descr="텍스트이(가) 표시된 사진&#10;&#10;자동 생성된 설명"/>
+          <wp:inline distT="0" distB="0" distL="0" distR="0" wp14:anchorId="479D5C43" wp14:editId="7227F75F">
+            <wp:extent cx="5731510" cy="1927225"/>
+            <wp:effectExtent l="0" t="0" r="2540" b="0"/>
+            <wp:docPr id="11" name="그림 11" descr="텍스트, 모니터, 스크린샷, 화면이(가) 표시된 사진&#10;&#10;자동 생성된 설명"/>
             <wp:cNvGraphicFramePr>
               <a:graphicFrameLocks xmlns:a="http://schemas.openxmlformats.org/drawingml/2006/main" noChangeAspect="1"/>
             </wp:cNvGraphicFramePr>
@@ -1563,36 +1496,23 @@
               <a:graphicData uri="http://schemas.openxmlformats.org/drawingml/2006/picture">
                 <pic:pic xmlns:pic="http://schemas.openxmlformats.org/drawingml/2006/picture">
                   <pic:nvPicPr>
-                    <pic:cNvPr id="7" name="그림 7" descr="텍스트이(가) 표시된 사진&#10;&#10;자동 생성된 설명"/>
-                    <pic:cNvPicPr>
-                      <a:picLocks noChangeAspect="1" noChangeArrowheads="1"/>
-                    </pic:cNvPicPr>
+                    <pic:cNvPr id="11" name="그림 11" descr="텍스트, 모니터, 스크린샷, 화면이(가) 표시된 사진&#10;&#10;자동 생성된 설명"/>
+                    <pic:cNvPicPr/>
                   </pic:nvPicPr>
                   <pic:blipFill>
-                    <a:blip r:embed="rId7">
-                      <a:extLst>
-                        <a:ext uri="{28A0092B-C50C-407E-A947-70E740481C1C}">
-                          <a14:useLocalDpi xmlns:a14="http://schemas.microsoft.com/office/drawing/2010/main" val="0"/>
-                        </a:ext>
-                      </a:extLst>
-                    </a:blip>
-                    <a:srcRect/>
+                    <a:blip r:embed="rId9"/>
                     <a:stretch>
                       <a:fillRect/>
                     </a:stretch>
                   </pic:blipFill>
-                  <pic:spPr bwMode="auto">
+                  <pic:spPr>
                     <a:xfrm>
                       <a:off x="0" y="0"/>
-                      <a:ext cx="5731510" cy="1857375"/>
+                      <a:ext cx="5731510" cy="1927225"/>
                     </a:xfrm>
                     <a:prstGeom prst="rect">
                       <a:avLst/>
                     </a:prstGeom>
-                    <a:noFill/>
-                    <a:ln>
-                      <a:noFill/>
-                    </a:ln>
                   </pic:spPr>
                 </pic:pic>
               </a:graphicData>
@@ -1600,6 +1520,41 @@
           </wp:inline>
         </w:drawing>
       </w:r>
+    </w:p>
+    <w:p>
+      <w:pPr>
+        <w:pStyle w:val="a4"/>
+        <w:jc w:val="center"/>
+        <w:rPr>
+          <w:rFonts w:asciiTheme="minorEastAsia" w:hAnsiTheme="minorEastAsia"/>
+          <w:noProof/>
+          <w:szCs w:val="22"/>
+        </w:rPr>
+      </w:pPr>
+      <w:r>
+        <w:rPr>
+          <w:rFonts w:asciiTheme="minorEastAsia" w:hAnsiTheme="minorEastAsia" w:cs="함초롬바탕" w:hint="eastAsia"/>
+          <w:color w:val="000000"/>
+        </w:rPr>
+        <w:t xml:space="preserve">화면의 점에서 선을 만들어 충돌 체크를 하는 코드 </w:t>
+      </w:r>
+      <w:r>
+        <w:rPr>
+          <w:rFonts w:asciiTheme="minorEastAsia" w:hAnsiTheme="minorEastAsia" w:cs="함초롬바탕" w:hint="eastAsia"/>
+          <w:color w:val="000000"/>
+        </w:rPr>
+        <w:t>Object.cpp</w:t>
+      </w:r>
+    </w:p>
+    <w:p>
+      <w:pPr>
+        <w:pStyle w:val="a3"/>
+        <w:spacing w:before="124" w:beforeAutospacing="0" w:after="0" w:afterAutospacing="0" w:line="288" w:lineRule="auto"/>
+        <w:ind w:left="400"/>
+        <w:rPr>
+          <w:rFonts w:asciiTheme="minorEastAsia" w:eastAsiaTheme="minorEastAsia" w:hAnsiTheme="minorEastAsia"/>
+        </w:rPr>
+      </w:pPr>
       <w:r>
         <w:rPr>
           <w:rFonts w:asciiTheme="minorEastAsia" w:eastAsiaTheme="minorEastAsia" w:hAnsiTheme="minorEastAsia" w:cs="함초롬바탕" w:hint="eastAsia"/>
@@ -1609,17 +1564,15 @@
         </w:rPr>
         <w:t xml:space="preserve">행렬 M이 변환 T를 나타내는 행렬일 때 행렬 M의 역행렬은 변환 T의 역변환을 나타내는 행렬입니다. 이를 이용하여 화면에서 찍어준 점 A를 월드 좌표계 상에서의 광선으로 생성하려면 월드 변환과 뷰 변환이 </w:t>
       </w:r>
-      <w:proofErr w:type="spellStart"/>
-      <w:r>
-        <w:rPr>
-          <w:rFonts w:asciiTheme="minorEastAsia" w:eastAsiaTheme="minorEastAsia" w:hAnsiTheme="minorEastAsia" w:cs="함초롬바탕" w:hint="eastAsia"/>
-          <w:color w:val="000000"/>
-          <w:sz w:val="20"/>
-          <w:szCs w:val="20"/>
-        </w:rPr>
-        <w:t>적용되어있는</w:t>
-      </w:r>
-      <w:proofErr w:type="spellEnd"/>
+      <w:r>
+        <w:rPr>
+          <w:rFonts w:asciiTheme="minorEastAsia" w:eastAsiaTheme="minorEastAsia" w:hAnsiTheme="minorEastAsia" w:cs="함초롬바탕" w:hint="eastAsia"/>
+          <w:color w:val="000000"/>
+          <w:sz w:val="20"/>
+          <w:szCs w:val="20"/>
+        </w:rPr>
+        <w:t>적용 되어있는</w:t>
+      </w:r>
       <w:r>
         <w:rPr>
           <w:rFonts w:asciiTheme="minorEastAsia" w:eastAsiaTheme="minorEastAsia" w:hAnsiTheme="minorEastAsia" w:cs="함초롬바탕" w:hint="eastAsia"/>
@@ -1671,9 +1624,33 @@
     <w:p>
       <w:pPr>
         <w:pStyle w:val="a3"/>
+        <w:spacing w:before="124" w:beforeAutospacing="0" w:after="0" w:afterAutospacing="0" w:line="288" w:lineRule="auto"/>
+        <w:rPr>
+          <w:rFonts w:asciiTheme="minorEastAsia" w:eastAsiaTheme="minorEastAsia" w:hAnsiTheme="minorEastAsia"/>
+          <w:b/>
+          <w:bCs/>
+          <w:sz w:val="20"/>
+          <w:szCs w:val="20"/>
+        </w:rPr>
+      </w:pPr>
+      <w:r>
+        <w:rPr>
+          <w:rFonts w:asciiTheme="minorEastAsia" w:eastAsiaTheme="minorEastAsia" w:hAnsiTheme="minorEastAsia" w:cs="함초롬바탕" w:hint="eastAsia"/>
+          <w:b/>
+          <w:bCs/>
+          <w:color w:val="000000"/>
+          <w:sz w:val="20"/>
+          <w:szCs w:val="20"/>
+        </w:rPr>
+        <w:t>적 오브젝트</w:t>
+      </w:r>
+    </w:p>
+    <w:p>
+      <w:pPr>
+        <w:pStyle w:val="a3"/>
         <w:numPr>
           <w:ilvl w:val="0"/>
-          <w:numId w:val="14"/>
+          <w:numId w:val="3"/>
         </w:numPr>
         <w:spacing w:before="124" w:beforeAutospacing="0" w:after="0" w:afterAutospacing="0" w:line="288" w:lineRule="auto"/>
         <w:rPr>
@@ -1689,29 +1666,44 @@
           <w:sz w:val="20"/>
           <w:szCs w:val="20"/>
         </w:rPr>
-        <w:t>목표 3의 실행결과</w:t>
-      </w:r>
-    </w:p>
-    <w:p>
-      <w:pPr>
-        <w:pStyle w:val="a3"/>
-        <w:spacing w:before="124" w:beforeAutospacing="0" w:after="0" w:afterAutospacing="0" w:line="288" w:lineRule="auto"/>
-        <w:ind w:left="800" w:firstLineChars="100" w:firstLine="200"/>
-        <w:rPr>
-          <w:rFonts w:asciiTheme="minorEastAsia" w:eastAsiaTheme="minorEastAsia" w:hAnsiTheme="minorEastAsia"/>
-          <w:sz w:val="20"/>
-          <w:szCs w:val="20"/>
-        </w:rPr>
-      </w:pPr>
-      <w:r>
-        <w:rPr>
-          <w:rFonts w:asciiTheme="minorEastAsia" w:eastAsiaTheme="minorEastAsia" w:hAnsiTheme="minorEastAsia" w:cs="함초롬바탕" w:hint="eastAsia"/>
-          <w:color w:val="000000"/>
-          <w:sz w:val="20"/>
-          <w:szCs w:val="20"/>
-        </w:rPr>
-        <w:t xml:space="preserve">미사일이 지형에 가까워지면 지형의 </w:t>
-      </w:r>
+        <w:t>목표 -&gt; 플레이어가 가까이 다가오면 플레이어를 바라보며 유도 미사일을 발사하자</w:t>
+      </w:r>
+    </w:p>
+    <w:p>
+      <w:pPr>
+        <w:pStyle w:val="a3"/>
+        <w:numPr>
+          <w:ilvl w:val="0"/>
+          <w:numId w:val="3"/>
+        </w:numPr>
+        <w:spacing w:before="124" w:beforeAutospacing="0" w:after="0" w:afterAutospacing="0" w:line="288" w:lineRule="auto"/>
+        <w:rPr>
+          <w:rFonts w:asciiTheme="minorEastAsia" w:eastAsiaTheme="minorEastAsia" w:hAnsiTheme="minorEastAsia"/>
+          <w:sz w:val="20"/>
+          <w:szCs w:val="20"/>
+        </w:rPr>
+      </w:pPr>
+      <w:r>
+        <w:rPr>
+          <w:rFonts w:asciiTheme="minorEastAsia" w:eastAsiaTheme="minorEastAsia" w:hAnsiTheme="minorEastAsia" w:cs="함초롬바탕" w:hint="eastAsia"/>
+          <w:color w:val="000000"/>
+          <w:sz w:val="20"/>
+          <w:szCs w:val="20"/>
+        </w:rPr>
+        <w:t>실행결과</w:t>
+      </w:r>
+    </w:p>
+    <w:p>
+      <w:pPr>
+        <w:pStyle w:val="a3"/>
+        <w:spacing w:before="124" w:beforeAutospacing="0" w:after="0" w:afterAutospacing="0" w:line="288" w:lineRule="auto"/>
+        <w:ind w:left="600"/>
+        <w:rPr>
+          <w:rFonts w:asciiTheme="minorEastAsia" w:eastAsiaTheme="minorEastAsia" w:hAnsiTheme="minorEastAsia"/>
+          <w:sz w:val="20"/>
+          <w:szCs w:val="20"/>
+        </w:rPr>
+      </w:pPr>
       <w:proofErr w:type="spellStart"/>
       <w:r>
         <w:rPr>
@@ -1720,7 +1712,7 @@
           <w:sz w:val="20"/>
           <w:szCs w:val="20"/>
         </w:rPr>
-        <w:t>노멀</w:t>
+        <w:t>XMMatrixLookAtLH</w:t>
       </w:r>
       <w:proofErr w:type="spellEnd"/>
       <w:r>
@@ -1730,79 +1722,73 @@
           <w:sz w:val="20"/>
           <w:szCs w:val="20"/>
         </w:rPr>
-        <w:t xml:space="preserve"> 좌표와 미사일의 룩</w:t>
-      </w:r>
-      <w:r>
-        <w:rPr>
-          <w:rFonts w:asciiTheme="minorEastAsia" w:eastAsiaTheme="minorEastAsia" w:hAnsiTheme="minorEastAsia" w:cs="함초롬바탕" w:hint="eastAsia"/>
-          <w:color w:val="000000"/>
-          <w:sz w:val="20"/>
-          <w:szCs w:val="20"/>
-        </w:rPr>
-        <w:t xml:space="preserve"> </w:t>
-      </w:r>
-      <w:proofErr w:type="spellStart"/>
-      <w:r>
-        <w:rPr>
-          <w:rFonts w:asciiTheme="minorEastAsia" w:eastAsiaTheme="minorEastAsia" w:hAnsiTheme="minorEastAsia" w:cs="함초롬바탕" w:hint="eastAsia"/>
-          <w:color w:val="000000"/>
-          <w:sz w:val="20"/>
-          <w:szCs w:val="20"/>
-        </w:rPr>
-        <w:t>벡터을</w:t>
-      </w:r>
-      <w:proofErr w:type="spellEnd"/>
-      <w:r>
-        <w:rPr>
-          <w:rFonts w:asciiTheme="minorEastAsia" w:eastAsiaTheme="minorEastAsia" w:hAnsiTheme="minorEastAsia" w:cs="함초롬바탕" w:hint="eastAsia"/>
-          <w:color w:val="000000"/>
-          <w:sz w:val="20"/>
-          <w:szCs w:val="20"/>
-        </w:rPr>
-        <w:t xml:space="preserve"> </w:t>
-      </w:r>
-      <w:proofErr w:type="spellStart"/>
-      <w:r>
-        <w:rPr>
-          <w:rFonts w:asciiTheme="minorEastAsia" w:eastAsiaTheme="minorEastAsia" w:hAnsiTheme="minorEastAsia" w:cs="함초롬바탕" w:hint="eastAsia"/>
-          <w:color w:val="000000"/>
-          <w:sz w:val="20"/>
-          <w:szCs w:val="20"/>
-        </w:rPr>
-        <w:t>외적해</w:t>
-      </w:r>
-      <w:proofErr w:type="spellEnd"/>
-      <w:r>
-        <w:rPr>
-          <w:rFonts w:asciiTheme="minorEastAsia" w:eastAsiaTheme="minorEastAsia" w:hAnsiTheme="minorEastAsia" w:cs="함초롬바탕" w:hint="eastAsia"/>
-          <w:color w:val="000000"/>
-          <w:sz w:val="20"/>
-          <w:szCs w:val="20"/>
-        </w:rPr>
-        <w:t xml:space="preserve"> 회전축을 구한다음 그 축의 방향으로 회전해 미사일이 바닥과 반대방향으로 회전할 수 있도록 해 주었습니다.</w:t>
-      </w:r>
-    </w:p>
-    <w:p>
-      <w:pPr>
-        <w:pStyle w:val="a3"/>
-        <w:spacing w:before="124" w:beforeAutospacing="0" w:after="0" w:afterAutospacing="0" w:line="288" w:lineRule="auto"/>
-        <w:rPr>
-          <w:rFonts w:asciiTheme="minorEastAsia" w:eastAsiaTheme="minorEastAsia" w:hAnsiTheme="minorEastAsia"/>
-        </w:rPr>
-      </w:pPr>
-      <w:r>
-        <w:rPr>
-          <w:rFonts w:asciiTheme="minorEastAsia" w:eastAsiaTheme="minorEastAsia" w:hAnsiTheme="minorEastAsia" w:cstheme="minorBidi"/>
+        <w:t xml:space="preserve">함수를 이용하여 표적을 바라보는 뷰 행렬을 만들어 주고 해당 행렬을 </w:t>
+      </w:r>
+      <w:r>
+        <w:rPr>
+          <w:rFonts w:asciiTheme="minorEastAsia" w:eastAsiaTheme="minorEastAsia" w:hAnsiTheme="minorEastAsia" w:cs="함초롬바탕" w:hint="eastAsia"/>
+          <w:color w:val="000000"/>
+          <w:sz w:val="20"/>
+          <w:szCs w:val="20"/>
+        </w:rPr>
+        <w:t>전치</w:t>
+      </w:r>
+      <w:r>
+        <w:rPr>
+          <w:rFonts w:asciiTheme="minorEastAsia" w:eastAsiaTheme="minorEastAsia" w:hAnsiTheme="minorEastAsia" w:cs="함초롬바탕" w:hint="eastAsia"/>
+          <w:color w:val="000000"/>
+          <w:sz w:val="20"/>
+          <w:szCs w:val="20"/>
+        </w:rPr>
+        <w:t xml:space="preserve">한 </w:t>
+      </w:r>
+      <w:r>
+        <w:rPr>
+          <w:rFonts w:asciiTheme="minorEastAsia" w:eastAsiaTheme="minorEastAsia" w:hAnsiTheme="minorEastAsia" w:cs="함초롬바탕" w:hint="eastAsia"/>
+          <w:color w:val="000000"/>
+          <w:sz w:val="20"/>
+          <w:szCs w:val="20"/>
+        </w:rPr>
+        <w:t>뒤 선형변환 부분을 월드 행렬에 적용해 적 오브젝트가 플레이어를 바라볼 수 있도록 하였습니다. 그</w:t>
+      </w:r>
+      <w:r>
+        <w:rPr>
+          <w:rFonts w:asciiTheme="minorEastAsia" w:eastAsiaTheme="minorEastAsia" w:hAnsiTheme="minorEastAsia" w:cs="함초롬바탕" w:hint="eastAsia"/>
+          <w:color w:val="000000"/>
+          <w:sz w:val="20"/>
+          <w:szCs w:val="20"/>
+        </w:rPr>
+        <w:t xml:space="preserve"> 다</w:t>
+      </w:r>
+      <w:r>
+        <w:rPr>
+          <w:rFonts w:asciiTheme="minorEastAsia" w:eastAsiaTheme="minorEastAsia" w:hAnsiTheme="minorEastAsia" w:cs="함초롬바탕" w:hint="eastAsia"/>
+          <w:color w:val="000000"/>
+          <w:sz w:val="20"/>
+          <w:szCs w:val="20"/>
+        </w:rPr>
+        <w:t xml:space="preserve">음 오브젝트의 Right 방향으로 이동을 해주어 적 오브젝트가 플레이어를 중심으로 회전하면서 유도 미사일을 </w:t>
+      </w:r>
+      <w:r>
+        <w:rPr>
+          <w:rFonts w:asciiTheme="minorEastAsia" w:eastAsiaTheme="minorEastAsia" w:hAnsiTheme="minorEastAsia" w:cs="함초롬바탕" w:hint="eastAsia"/>
+          <w:color w:val="000000"/>
+          <w:sz w:val="20"/>
+          <w:szCs w:val="20"/>
+        </w:rPr>
+        <w:lastRenderedPageBreak/>
+        <w:t>발사하도록 하였습니다. 아래의 코드는 뷰 행렬을 만들고 전치해 적 오브젝트의 행렬에 적용하는 코드입니다.</w:t>
+      </w:r>
+      <w:r>
+        <w:rPr>
+          <w:rFonts w:asciiTheme="minorEastAsia" w:eastAsiaTheme="minorEastAsia" w:hAnsiTheme="minorEastAsia"/>
           <w:noProof/>
-          <w:kern w:val="2"/>
-          <w:sz w:val="20"/>
-          <w:szCs w:val="22"/>
         </w:rPr>
         <w:drawing>
-          <wp:inline distT="0" distB="0" distL="0" distR="0" wp14:anchorId="2258FFF0" wp14:editId="009AF04A">
-            <wp:extent cx="5143500" cy="1790700"/>
-            <wp:effectExtent l="0" t="0" r="0" b="0"/>
-            <wp:docPr id="6" name="그림 6" descr="텍스트이(가) 표시된 사진&#10;&#10;자동 생성된 설명"/>
+          <wp:inline distT="0" distB="0" distL="0" distR="0" wp14:anchorId="36343357" wp14:editId="5C81ECF6">
+            <wp:extent cx="5724525" cy="2209800"/>
+            <wp:effectExtent l="0" t="0" r="9525" b="0"/>
+            <wp:docPr id="13" name="그림 13" descr="텍스트이(가) 표시된 사진&#10;&#10;자동 생성된 설명"/>
             <wp:cNvGraphicFramePr>
               <a:graphicFrameLocks xmlns:a="http://schemas.openxmlformats.org/drawingml/2006/main" noChangeAspect="1"/>
             </wp:cNvGraphicFramePr>
@@ -1810,36 +1796,23 @@
               <a:graphicData uri="http://schemas.openxmlformats.org/drawingml/2006/picture">
                 <pic:pic xmlns:pic="http://schemas.openxmlformats.org/drawingml/2006/picture">
                   <pic:nvPicPr>
-                    <pic:cNvPr id="6" name="그림 6" descr="텍스트이(가) 표시된 사진&#10;&#10;자동 생성된 설명"/>
-                    <pic:cNvPicPr>
-                      <a:picLocks noChangeAspect="1" noChangeArrowheads="1"/>
-                    </pic:cNvPicPr>
+                    <pic:cNvPr id="13" name="그림 13" descr="텍스트이(가) 표시된 사진&#10;&#10;자동 생성된 설명"/>
+                    <pic:cNvPicPr/>
                   </pic:nvPicPr>
                   <pic:blipFill>
-                    <a:blip r:embed="rId8">
-                      <a:extLst>
-                        <a:ext uri="{28A0092B-C50C-407E-A947-70E740481C1C}">
-                          <a14:useLocalDpi xmlns:a14="http://schemas.microsoft.com/office/drawing/2010/main" val="0"/>
-                        </a:ext>
-                      </a:extLst>
-                    </a:blip>
-                    <a:srcRect/>
+                    <a:blip r:embed="rId10"/>
                     <a:stretch>
                       <a:fillRect/>
                     </a:stretch>
                   </pic:blipFill>
-                  <pic:spPr bwMode="auto">
+                  <pic:spPr>
                     <a:xfrm>
                       <a:off x="0" y="0"/>
-                      <a:ext cx="5143500" cy="1790700"/>
+                      <a:ext cx="5724525" cy="2209800"/>
                     </a:xfrm>
                     <a:prstGeom prst="rect">
                       <a:avLst/>
                     </a:prstGeom>
-                    <a:noFill/>
-                    <a:ln>
-                      <a:noFill/>
-                    </a:ln>
                   </pic:spPr>
                 </pic:pic>
               </a:graphicData>
@@ -1850,22 +1823,29 @@
     </w:p>
     <w:p>
       <w:pPr>
-        <w:pStyle w:val="a3"/>
-        <w:spacing w:before="124" w:beforeAutospacing="0" w:after="0" w:afterAutospacing="0" w:line="288" w:lineRule="auto"/>
-        <w:rPr>
-          <w:rFonts w:asciiTheme="minorEastAsia" w:eastAsiaTheme="minorEastAsia" w:hAnsiTheme="minorEastAsia"/>
-        </w:rPr>
-      </w:pPr>
-      <w:r>
-        <w:rPr>
-          <w:rFonts w:asciiTheme="minorEastAsia" w:eastAsiaTheme="minorEastAsia" w:hAnsiTheme="minorEastAsia" w:cs="함초롬바탕" w:hint="eastAsia"/>
-          <w:color w:val="000000"/>
-          <w:sz w:val="22"/>
-          <w:szCs w:val="22"/>
-        </w:rPr>
-        <w:t> </w:t>
-      </w:r>
-    </w:p>
+        <w:pStyle w:val="a4"/>
+        <w:jc w:val="center"/>
+        <w:rPr>
+          <w:rFonts w:asciiTheme="minorEastAsia" w:hAnsiTheme="minorEastAsia" w:cs="함초롬바탕"/>
+          <w:color w:val="000000"/>
+        </w:rPr>
+      </w:pPr>
+      <w:r>
+        <w:rPr>
+          <w:rFonts w:asciiTheme="minorEastAsia" w:hAnsiTheme="minorEastAsia" w:cs="함초롬바탕" w:hint="eastAsia"/>
+          <w:color w:val="000000"/>
+        </w:rPr>
+        <w:t xml:space="preserve">플레이어를 바라보는 적 오브젝트 </w:t>
+      </w:r>
+      <w:r>
+        <w:rPr>
+          <w:rFonts w:asciiTheme="minorEastAsia" w:hAnsiTheme="minorEastAsia" w:cs="함초롬바탕" w:hint="eastAsia"/>
+          <w:color w:val="000000"/>
+        </w:rPr>
+        <w:t>Object.cpp</w:t>
+      </w:r>
+    </w:p>
+    <w:p/>
     <w:p>
       <w:pPr>
         <w:pStyle w:val="a3"/>
@@ -1887,223 +1867,18 @@
           <w:sz w:val="20"/>
           <w:szCs w:val="20"/>
         </w:rPr>
-        <w:t>적 오브젝트</w:t>
-      </w:r>
-    </w:p>
-    <w:p>
-      <w:pPr>
-        <w:pStyle w:val="a3"/>
-        <w:numPr>
-          <w:ilvl w:val="0"/>
-          <w:numId w:val="3"/>
-        </w:numPr>
-        <w:spacing w:before="124" w:beforeAutospacing="0" w:after="0" w:afterAutospacing="0" w:line="288" w:lineRule="auto"/>
-        <w:rPr>
-          <w:rFonts w:asciiTheme="minorEastAsia" w:eastAsiaTheme="minorEastAsia" w:hAnsiTheme="minorEastAsia"/>
-          <w:sz w:val="20"/>
-          <w:szCs w:val="20"/>
-        </w:rPr>
-      </w:pPr>
-      <w:r>
-        <w:rPr>
-          <w:rFonts w:asciiTheme="minorEastAsia" w:eastAsiaTheme="minorEastAsia" w:hAnsiTheme="minorEastAsia" w:cs="함초롬바탕" w:hint="eastAsia"/>
-          <w:color w:val="000000"/>
-          <w:sz w:val="20"/>
-          <w:szCs w:val="20"/>
-        </w:rPr>
-        <w:t>목표 -&gt; 플레이어가 가까이 다가오면 플레이어를 바라보며 유도 미사일을 발사하자</w:t>
-      </w:r>
-    </w:p>
-    <w:p>
-      <w:pPr>
-        <w:pStyle w:val="a3"/>
-        <w:numPr>
-          <w:ilvl w:val="0"/>
-          <w:numId w:val="3"/>
-        </w:numPr>
-        <w:spacing w:before="124" w:beforeAutospacing="0" w:after="0" w:afterAutospacing="0" w:line="288" w:lineRule="auto"/>
-        <w:rPr>
-          <w:rFonts w:asciiTheme="minorEastAsia" w:eastAsiaTheme="minorEastAsia" w:hAnsiTheme="minorEastAsia"/>
-          <w:sz w:val="20"/>
-          <w:szCs w:val="20"/>
-        </w:rPr>
-      </w:pPr>
-      <w:r>
-        <w:rPr>
-          <w:rFonts w:asciiTheme="minorEastAsia" w:eastAsiaTheme="minorEastAsia" w:hAnsiTheme="minorEastAsia" w:cs="함초롬바탕" w:hint="eastAsia"/>
-          <w:color w:val="000000"/>
-          <w:sz w:val="20"/>
-          <w:szCs w:val="20"/>
-        </w:rPr>
-        <w:t>실행결과</w:t>
-      </w:r>
-    </w:p>
-    <w:p>
-      <w:pPr>
-        <w:pStyle w:val="a3"/>
-        <w:spacing w:before="124" w:beforeAutospacing="0" w:after="0" w:afterAutospacing="0" w:line="288" w:lineRule="auto"/>
-        <w:ind w:left="600"/>
-        <w:rPr>
-          <w:rFonts w:asciiTheme="minorEastAsia" w:eastAsiaTheme="minorEastAsia" w:hAnsiTheme="minorEastAsia"/>
-          <w:sz w:val="20"/>
-          <w:szCs w:val="20"/>
-        </w:rPr>
-      </w:pPr>
-      <w:proofErr w:type="spellStart"/>
-      <w:r>
-        <w:rPr>
-          <w:rFonts w:asciiTheme="minorEastAsia" w:eastAsiaTheme="minorEastAsia" w:hAnsiTheme="minorEastAsia" w:cs="함초롬바탕" w:hint="eastAsia"/>
-          <w:color w:val="000000"/>
-          <w:sz w:val="20"/>
-          <w:szCs w:val="20"/>
-        </w:rPr>
-        <w:lastRenderedPageBreak/>
-        <w:t>XMMatrixLookAtLH</w:t>
-      </w:r>
-      <w:proofErr w:type="spellEnd"/>
-      <w:r>
-        <w:rPr>
-          <w:rFonts w:asciiTheme="minorEastAsia" w:eastAsiaTheme="minorEastAsia" w:hAnsiTheme="minorEastAsia" w:cs="함초롬바탕" w:hint="eastAsia"/>
-          <w:color w:val="000000"/>
-          <w:sz w:val="20"/>
-          <w:szCs w:val="20"/>
-        </w:rPr>
-        <w:t xml:space="preserve">(행 벡터 표기법에 </w:t>
-      </w:r>
-      <w:proofErr w:type="spellStart"/>
-      <w:r>
-        <w:rPr>
-          <w:rFonts w:asciiTheme="minorEastAsia" w:eastAsiaTheme="minorEastAsia" w:hAnsiTheme="minorEastAsia" w:cs="함초롬바탕" w:hint="eastAsia"/>
-          <w:color w:val="000000"/>
-          <w:sz w:val="20"/>
-          <w:szCs w:val="20"/>
-        </w:rPr>
-        <w:t>따르기</w:t>
-      </w:r>
-      <w:proofErr w:type="spellEnd"/>
-      <w:r>
-        <w:rPr>
-          <w:rFonts w:asciiTheme="minorEastAsia" w:eastAsiaTheme="minorEastAsia" w:hAnsiTheme="minorEastAsia" w:cs="함초롬바탕" w:hint="eastAsia"/>
-          <w:color w:val="000000"/>
-          <w:sz w:val="20"/>
-          <w:szCs w:val="20"/>
-        </w:rPr>
-        <w:t xml:space="preserve"> 위해 전치 행렬이 나온다) 함수를 이용하여 표적을 바라보는 뷰 행렬을 만들어 주고 해당 행렬을 </w:t>
-      </w:r>
-      <w:proofErr w:type="spellStart"/>
-      <w:r>
-        <w:rPr>
-          <w:rFonts w:asciiTheme="minorEastAsia" w:eastAsiaTheme="minorEastAsia" w:hAnsiTheme="minorEastAsia" w:cs="함초롬바탕" w:hint="eastAsia"/>
-          <w:color w:val="000000"/>
-          <w:sz w:val="20"/>
-          <w:szCs w:val="20"/>
-        </w:rPr>
-        <w:t>전치</w:t>
-      </w:r>
-      <w:r>
-        <w:rPr>
-          <w:rFonts w:asciiTheme="minorEastAsia" w:eastAsiaTheme="minorEastAsia" w:hAnsiTheme="minorEastAsia" w:cs="함초롬바탕"/>
-          <w:color w:val="000000"/>
-          <w:sz w:val="20"/>
-          <w:szCs w:val="20"/>
-        </w:rPr>
-        <w:t>시킨</w:t>
-      </w:r>
-      <w:proofErr w:type="spellEnd"/>
-      <w:r>
-        <w:rPr>
-          <w:rFonts w:asciiTheme="minorEastAsia" w:eastAsiaTheme="minorEastAsia" w:hAnsiTheme="minorEastAsia" w:cs="함초롬바탕" w:hint="eastAsia"/>
-          <w:color w:val="000000"/>
-          <w:sz w:val="20"/>
-          <w:szCs w:val="20"/>
-        </w:rPr>
-        <w:t xml:space="preserve"> 뒤 선형변환 부분을 월드 행렬에 적용해 적 오브젝트가 플레이어를 바라볼 수 있도록 하였습니다. </w:t>
-      </w:r>
-      <w:proofErr w:type="spellStart"/>
-      <w:r>
-        <w:rPr>
-          <w:rFonts w:asciiTheme="minorEastAsia" w:eastAsiaTheme="minorEastAsia" w:hAnsiTheme="minorEastAsia" w:cs="함초롬바탕" w:hint="eastAsia"/>
-          <w:color w:val="000000"/>
-          <w:sz w:val="20"/>
-          <w:szCs w:val="20"/>
-        </w:rPr>
-        <w:t>그다음</w:t>
-      </w:r>
-      <w:proofErr w:type="spellEnd"/>
-      <w:r>
-        <w:rPr>
-          <w:rFonts w:asciiTheme="minorEastAsia" w:eastAsiaTheme="minorEastAsia" w:hAnsiTheme="minorEastAsia" w:cs="함초롬바탕" w:hint="eastAsia"/>
-          <w:color w:val="000000"/>
-          <w:sz w:val="20"/>
-          <w:szCs w:val="20"/>
-        </w:rPr>
-        <w:t xml:space="preserve"> 오브젝트의 Right 방향으로 이동을 해주어 적 오브젝트가 플레이어를 중심으로 회전하면서 유도 미사일을 발사하도록 하였습니다. 유도 미사일은 위의 방식과 같이 만들었습니다. 아래의 코드는 뷰 행렬을 만들고 전치해 적 오브젝트의 행렬에 적용하는 코드입니다.</w:t>
-      </w:r>
-    </w:p>
-    <w:p>
-      <w:pPr>
-        <w:pStyle w:val="a3"/>
-        <w:spacing w:before="124" w:beforeAutospacing="0" w:after="0" w:afterAutospacing="0" w:line="288" w:lineRule="auto"/>
-        <w:rPr>
-          <w:rFonts w:asciiTheme="minorEastAsia" w:eastAsiaTheme="minorEastAsia" w:hAnsiTheme="minorEastAsia"/>
-        </w:rPr>
-      </w:pPr>
-      <w:r>
-        <w:rPr>
-          <w:rFonts w:asciiTheme="minorEastAsia" w:eastAsiaTheme="minorEastAsia" w:hAnsiTheme="minorEastAsia" w:cstheme="minorBidi"/>
-          <w:noProof/>
-          <w:kern w:val="2"/>
-          <w:sz w:val="20"/>
-          <w:szCs w:val="22"/>
-        </w:rPr>
-        <w:drawing>
-          <wp:inline distT="0" distB="0" distL="0" distR="0" wp14:anchorId="4B5F50F6" wp14:editId="4B9D6E24">
-            <wp:extent cx="5731510" cy="4705985"/>
-            <wp:effectExtent l="0" t="0" r="2540" b="0"/>
-            <wp:docPr id="5" name="그림 5" descr="텍스트이(가) 표시된 사진&#10;&#10;자동 생성된 설명"/>
-            <wp:cNvGraphicFramePr>
-              <a:graphicFrameLocks xmlns:a="http://schemas.openxmlformats.org/drawingml/2006/main" noChangeAspect="1"/>
-            </wp:cNvGraphicFramePr>
-            <a:graphic xmlns:a="http://schemas.openxmlformats.org/drawingml/2006/main">
-              <a:graphicData uri="http://schemas.openxmlformats.org/drawingml/2006/picture">
-                <pic:pic xmlns:pic="http://schemas.openxmlformats.org/drawingml/2006/picture">
-                  <pic:nvPicPr>
-                    <pic:cNvPr id="5" name="그림 5" descr="텍스트이(가) 표시된 사진&#10;&#10;자동 생성된 설명"/>
-                    <pic:cNvPicPr>
-                      <a:picLocks noChangeAspect="1" noChangeArrowheads="1"/>
-                    </pic:cNvPicPr>
-                  </pic:nvPicPr>
-                  <pic:blipFill>
-                    <a:blip r:embed="rId9">
-                      <a:extLst>
-                        <a:ext uri="{28A0092B-C50C-407E-A947-70E740481C1C}">
-                          <a14:useLocalDpi xmlns:a14="http://schemas.microsoft.com/office/drawing/2010/main" val="0"/>
-                        </a:ext>
-                      </a:extLst>
-                    </a:blip>
-                    <a:srcRect/>
-                    <a:stretch>
-                      <a:fillRect/>
-                    </a:stretch>
-                  </pic:blipFill>
-                  <pic:spPr bwMode="auto">
-                    <a:xfrm>
-                      <a:off x="0" y="0"/>
-                      <a:ext cx="5731510" cy="4705985"/>
-                    </a:xfrm>
-                    <a:prstGeom prst="rect">
-                      <a:avLst/>
-                    </a:prstGeom>
-                    <a:noFill/>
-                    <a:ln>
-                      <a:noFill/>
-                    </a:ln>
-                  </pic:spPr>
-                </pic:pic>
-              </a:graphicData>
-            </a:graphic>
-          </wp:inline>
-        </w:drawing>
+        <w:t xml:space="preserve">적 </w:t>
+      </w:r>
+      <w:r>
+        <w:rPr>
+          <w:rFonts w:asciiTheme="minorEastAsia" w:eastAsiaTheme="minorEastAsia" w:hAnsiTheme="minorEastAsia" w:cs="함초롬바탕" w:hint="eastAsia"/>
+          <w:b/>
+          <w:bCs/>
+          <w:color w:val="000000"/>
+          <w:sz w:val="20"/>
+          <w:szCs w:val="20"/>
+        </w:rPr>
+        <w:t>오브젝트 파괴 효과</w:t>
       </w:r>
     </w:p>
     <w:p>
@@ -2185,24 +1960,6 @@
           <w:szCs w:val="20"/>
         </w:rPr>
       </w:pPr>
-      <w:r>
-        <w:rPr>
-          <w:rFonts w:asciiTheme="minorEastAsia" w:eastAsiaTheme="minorEastAsia" w:hAnsiTheme="minorEastAsia" w:cs="함초롬바탕" w:hint="eastAsia"/>
-          <w:color w:val="000000"/>
-          <w:sz w:val="20"/>
-          <w:szCs w:val="20"/>
-        </w:rPr>
-        <w:t>처</w:t>
-      </w:r>
-      <w:r>
-        <w:rPr>
-          <w:rFonts w:asciiTheme="minorEastAsia" w:eastAsiaTheme="minorEastAsia" w:hAnsiTheme="minorEastAsia" w:cs="함초롬바탕" w:hint="eastAsia"/>
-          <w:color w:val="000000"/>
-          <w:sz w:val="20"/>
-          <w:szCs w:val="20"/>
-        </w:rPr>
-        <w:t xml:space="preserve">음 </w:t>
-      </w:r>
       <w:proofErr w:type="spellStart"/>
       <w:r>
         <w:rPr>
@@ -2211,7 +1968,7 @@
           <w:sz w:val="20"/>
           <w:szCs w:val="20"/>
         </w:rPr>
-        <w:t>씬에서</w:t>
+        <w:t>파티클로</w:t>
       </w:r>
       <w:proofErr w:type="spellEnd"/>
       <w:r>
@@ -2221,17 +1978,111 @@
           <w:sz w:val="20"/>
           <w:szCs w:val="20"/>
         </w:rPr>
-        <w:t xml:space="preserve"> 루트</w:t>
-      </w:r>
-      <w:r>
-        <w:rPr>
-          <w:rFonts w:asciiTheme="minorEastAsia" w:eastAsiaTheme="minorEastAsia" w:hAnsiTheme="minorEastAsia" w:cs="함초롬바탕" w:hint="eastAsia"/>
+        <w:t xml:space="preserve"> 사용할 큐브 </w:t>
+      </w:r>
+      <w:proofErr w:type="spellStart"/>
+      <w:r>
+        <w:rPr>
+          <w:rFonts w:asciiTheme="minorEastAsia" w:eastAsiaTheme="minorEastAsia" w:hAnsiTheme="minorEastAsia" w:cs="함초롬바탕" w:hint="eastAsia"/>
+          <w:color w:val="000000"/>
+          <w:sz w:val="20"/>
+          <w:szCs w:val="20"/>
+        </w:rPr>
+        <w:t>매쉬</w:t>
+      </w:r>
+      <w:r>
+        <w:rPr>
+          <w:rFonts w:asciiTheme="minorEastAsia" w:eastAsiaTheme="minorEastAsia" w:hAnsiTheme="minorEastAsia" w:cs="함초롬바탕" w:hint="eastAsia"/>
+          <w:color w:val="000000"/>
+          <w:sz w:val="20"/>
+          <w:szCs w:val="20"/>
+        </w:rPr>
+        <w:t>의</w:t>
+      </w:r>
+      <w:proofErr w:type="spellEnd"/>
+      <w:r>
+        <w:rPr>
+          <w:rFonts w:asciiTheme="minorEastAsia" w:eastAsiaTheme="minorEastAsia" w:hAnsiTheme="minorEastAsia" w:cs="함초롬바탕" w:hint="eastAsia"/>
+          <w:color w:val="000000"/>
+          <w:sz w:val="20"/>
+          <w:szCs w:val="20"/>
+        </w:rPr>
+        <w:t xml:space="preserve"> 정점 버퍼와 인덱스 버퍼와 </w:t>
+      </w:r>
+      <w:proofErr w:type="spellStart"/>
+      <w:r>
+        <w:rPr>
+          <w:rFonts w:asciiTheme="minorEastAsia" w:eastAsiaTheme="minorEastAsia" w:hAnsiTheme="minorEastAsia" w:cs="함초롬바탕" w:hint="eastAsia"/>
+          <w:color w:val="000000"/>
+          <w:sz w:val="20"/>
+          <w:szCs w:val="20"/>
+        </w:rPr>
+        <w:t>노말</w:t>
+      </w:r>
+      <w:proofErr w:type="spellEnd"/>
+      <w:r>
+        <w:rPr>
+          <w:rFonts w:asciiTheme="minorEastAsia" w:eastAsiaTheme="minorEastAsia" w:hAnsiTheme="minorEastAsia" w:cs="함초롬바탕" w:hint="eastAsia"/>
+          <w:color w:val="000000"/>
+          <w:sz w:val="20"/>
+          <w:szCs w:val="20"/>
+        </w:rPr>
+        <w:t xml:space="preserve"> 버퍼를 만들어</w:t>
+      </w:r>
+      <w:r>
+        <w:rPr>
+          <w:rFonts w:asciiTheme="minorEastAsia" w:eastAsiaTheme="minorEastAsia" w:hAnsiTheme="minorEastAsia" w:cs="함초롬바탕" w:hint="eastAsia"/>
+          <w:color w:val="000000"/>
+          <w:sz w:val="20"/>
+          <w:szCs w:val="20"/>
+        </w:rPr>
+        <w:t xml:space="preserve"> 둡니다.</w:t>
+      </w:r>
+      <w:r>
+        <w:rPr>
+          <w:rFonts w:asciiTheme="minorEastAsia" w:eastAsiaTheme="minorEastAsia" w:hAnsiTheme="minorEastAsia" w:cs="함초롬바탕"/>
           <w:color w:val="000000"/>
           <w:sz w:val="20"/>
           <w:szCs w:val="20"/>
         </w:rPr>
         <w:t xml:space="preserve"> </w:t>
       </w:r>
+      <w:r>
+        <w:rPr>
+          <w:rFonts w:asciiTheme="minorEastAsia" w:eastAsiaTheme="minorEastAsia" w:hAnsiTheme="minorEastAsia" w:cs="함초롬바탕" w:hint="eastAsia"/>
+          <w:color w:val="000000"/>
+          <w:sz w:val="20"/>
+          <w:szCs w:val="20"/>
+        </w:rPr>
+        <w:t>그</w:t>
+      </w:r>
+      <w:r>
+        <w:rPr>
+          <w:rFonts w:asciiTheme="minorEastAsia" w:eastAsiaTheme="minorEastAsia" w:hAnsiTheme="minorEastAsia" w:cs="함초롬바탕" w:hint="eastAsia"/>
+          <w:color w:val="000000"/>
+          <w:sz w:val="20"/>
+          <w:szCs w:val="20"/>
+        </w:rPr>
+        <w:t xml:space="preserve"> </w:t>
+      </w:r>
+      <w:r>
+        <w:rPr>
+          <w:rFonts w:asciiTheme="minorEastAsia" w:eastAsiaTheme="minorEastAsia" w:hAnsiTheme="minorEastAsia" w:cs="함초롬바탕" w:hint="eastAsia"/>
+          <w:color w:val="000000"/>
+          <w:sz w:val="20"/>
+          <w:szCs w:val="20"/>
+        </w:rPr>
+        <w:t>다음 미사일과 적 오브젝트가 충돌하면 기존에 렌더링하던 물체 말고 미리 만들어 준 큐브</w:t>
+      </w:r>
+      <w:r>
+        <w:rPr>
+          <w:rFonts w:asciiTheme="minorEastAsia" w:eastAsiaTheme="minorEastAsia" w:hAnsiTheme="minorEastAsia" w:cs="함초롬바탕" w:hint="eastAsia"/>
+          <w:color w:val="000000"/>
+          <w:sz w:val="20"/>
+          <w:szCs w:val="20"/>
+        </w:rPr>
+        <w:t xml:space="preserve"> </w:t>
+      </w:r>
       <w:proofErr w:type="spellStart"/>
       <w:r>
         <w:rPr>
@@ -2240,7 +2091,7 @@
           <w:sz w:val="20"/>
           <w:szCs w:val="20"/>
         </w:rPr>
-        <w:t>시그니쳐를</w:t>
+        <w:t>매쉬와</w:t>
       </w:r>
       <w:proofErr w:type="spellEnd"/>
       <w:r>
@@ -2250,7 +2101,7 @@
           <w:sz w:val="20"/>
           <w:szCs w:val="20"/>
         </w:rPr>
-        <w:t xml:space="preserve"> 만들 때 파이프라인에 </w:t>
+        <w:t xml:space="preserve"> 재질을 이용해 </w:t>
       </w:r>
       <w:proofErr w:type="spellStart"/>
       <w:r>
@@ -2260,7 +2111,7 @@
           <w:sz w:val="20"/>
           <w:szCs w:val="20"/>
         </w:rPr>
-        <w:t>쉐이더에</w:t>
+        <w:t>파티클을</w:t>
       </w:r>
       <w:proofErr w:type="spellEnd"/>
       <w:r>
@@ -2270,7 +2121,7 @@
           <w:sz w:val="20"/>
           <w:szCs w:val="20"/>
         </w:rPr>
-        <w:t xml:space="preserve"> 넘겨준다고 약속했던 자원을 만들어 주기 위해 </w:t>
+        <w:t xml:space="preserve"> 출력합니다. 박스 </w:t>
       </w:r>
       <w:proofErr w:type="spellStart"/>
       <w:r>
@@ -2280,7 +2131,7 @@
           <w:sz w:val="20"/>
           <w:szCs w:val="20"/>
         </w:rPr>
-        <w:t>파티클로</w:t>
+        <w:t>메쉬의</w:t>
       </w:r>
       <w:proofErr w:type="spellEnd"/>
       <w:r>
@@ -2290,7 +2141,7 @@
           <w:sz w:val="20"/>
           <w:szCs w:val="20"/>
         </w:rPr>
-        <w:t xml:space="preserve"> 사용할 큐브 </w:t>
+        <w:t xml:space="preserve"> 정점의 </w:t>
       </w:r>
       <w:proofErr w:type="spellStart"/>
       <w:r>
@@ -2300,7 +2151,7 @@
           <w:sz w:val="20"/>
           <w:szCs w:val="20"/>
         </w:rPr>
-        <w:t>매쉬에</w:t>
+        <w:t>노말</w:t>
       </w:r>
       <w:proofErr w:type="spellEnd"/>
       <w:r>
@@ -2310,165 +2161,6 @@
           <w:sz w:val="20"/>
           <w:szCs w:val="20"/>
         </w:rPr>
-        <w:t xml:space="preserve"> 정점 버퍼와 인덱스 버퍼와 </w:t>
-      </w:r>
-      <w:proofErr w:type="spellStart"/>
-      <w:r>
-        <w:rPr>
-          <w:rFonts w:asciiTheme="minorEastAsia" w:eastAsiaTheme="minorEastAsia" w:hAnsiTheme="minorEastAsia" w:cs="함초롬바탕" w:hint="eastAsia"/>
-          <w:color w:val="000000"/>
-          <w:sz w:val="20"/>
-          <w:szCs w:val="20"/>
-        </w:rPr>
-        <w:t>노말</w:t>
-      </w:r>
-      <w:proofErr w:type="spellEnd"/>
-      <w:r>
-        <w:rPr>
-          <w:rFonts w:asciiTheme="minorEastAsia" w:eastAsiaTheme="minorEastAsia" w:hAnsiTheme="minorEastAsia" w:cs="함초롬바탕" w:hint="eastAsia"/>
-          <w:color w:val="000000"/>
-          <w:sz w:val="20"/>
-          <w:szCs w:val="20"/>
-        </w:rPr>
-        <w:t xml:space="preserve"> 버퍼를 만들어 주고 재질도 지정하여 약속한 자원들을 모두 </w:t>
-      </w:r>
-      <w:proofErr w:type="spellStart"/>
-      <w:r>
-        <w:rPr>
-          <w:rFonts w:asciiTheme="minorEastAsia" w:eastAsiaTheme="minorEastAsia" w:hAnsiTheme="minorEastAsia" w:cs="함초롬바탕" w:hint="eastAsia"/>
-          <w:color w:val="000000"/>
-          <w:sz w:val="20"/>
-          <w:szCs w:val="20"/>
-        </w:rPr>
-        <w:t>쉐이더에게</w:t>
-      </w:r>
-      <w:proofErr w:type="spellEnd"/>
-      <w:r>
-        <w:rPr>
-          <w:rFonts w:asciiTheme="minorEastAsia" w:eastAsiaTheme="minorEastAsia" w:hAnsiTheme="minorEastAsia" w:cs="함초롬바탕" w:hint="eastAsia"/>
-          <w:color w:val="000000"/>
-          <w:sz w:val="20"/>
-          <w:szCs w:val="20"/>
-        </w:rPr>
-        <w:t xml:space="preserve"> 넘겨줄 수 있는 환경을 만들어 줍니다. </w:t>
-      </w:r>
-      <w:proofErr w:type="spellStart"/>
-      <w:r>
-        <w:rPr>
-          <w:rFonts w:asciiTheme="minorEastAsia" w:eastAsiaTheme="minorEastAsia" w:hAnsiTheme="minorEastAsia" w:cs="함초롬바탕" w:hint="eastAsia"/>
-          <w:color w:val="000000"/>
-          <w:sz w:val="20"/>
-          <w:szCs w:val="20"/>
-        </w:rPr>
-        <w:t>그다음</w:t>
-      </w:r>
-      <w:proofErr w:type="spellEnd"/>
-      <w:r>
-        <w:rPr>
-          <w:rFonts w:asciiTheme="minorEastAsia" w:eastAsiaTheme="minorEastAsia" w:hAnsiTheme="minorEastAsia" w:cs="함초롬바탕" w:hint="eastAsia"/>
-          <w:color w:val="000000"/>
-          <w:sz w:val="20"/>
-          <w:szCs w:val="20"/>
-        </w:rPr>
-        <w:t xml:space="preserve"> 미사일과 적 오브젝트가 충돌하면 기존에 렌더링하던 </w:t>
-      </w:r>
-      <w:r>
-        <w:rPr>
-          <w:rFonts w:asciiTheme="minorEastAsia" w:eastAsiaTheme="minorEastAsia" w:hAnsiTheme="minorEastAsia" w:cs="함초롬바탕" w:hint="eastAsia"/>
-          <w:color w:val="000000"/>
-          <w:sz w:val="20"/>
-          <w:szCs w:val="20"/>
-        </w:rPr>
-        <w:lastRenderedPageBreak/>
-        <w:t>물체 말고 미리 만들어 준 큐브</w:t>
-      </w:r>
-      <w:r>
-        <w:rPr>
-          <w:rFonts w:asciiTheme="minorEastAsia" w:eastAsiaTheme="minorEastAsia" w:hAnsiTheme="minorEastAsia" w:cs="함초롬바탕" w:hint="eastAsia"/>
-          <w:color w:val="000000"/>
-          <w:sz w:val="20"/>
-          <w:szCs w:val="20"/>
-        </w:rPr>
-        <w:t xml:space="preserve"> </w:t>
-      </w:r>
-      <w:proofErr w:type="spellStart"/>
-      <w:r>
-        <w:rPr>
-          <w:rFonts w:asciiTheme="minorEastAsia" w:eastAsiaTheme="minorEastAsia" w:hAnsiTheme="minorEastAsia" w:cs="함초롬바탕" w:hint="eastAsia"/>
-          <w:color w:val="000000"/>
-          <w:sz w:val="20"/>
-          <w:szCs w:val="20"/>
-        </w:rPr>
-        <w:t>매쉬와</w:t>
-      </w:r>
-      <w:proofErr w:type="spellEnd"/>
-      <w:r>
-        <w:rPr>
-          <w:rFonts w:asciiTheme="minorEastAsia" w:eastAsiaTheme="minorEastAsia" w:hAnsiTheme="minorEastAsia" w:cs="함초롬바탕" w:hint="eastAsia"/>
-          <w:color w:val="000000"/>
-          <w:sz w:val="20"/>
-          <w:szCs w:val="20"/>
-        </w:rPr>
-        <w:t xml:space="preserve"> 재질을 이용해 </w:t>
-      </w:r>
-      <w:proofErr w:type="spellStart"/>
-      <w:r>
-        <w:rPr>
-          <w:rFonts w:asciiTheme="minorEastAsia" w:eastAsiaTheme="minorEastAsia" w:hAnsiTheme="minorEastAsia" w:cs="함초롬바탕" w:hint="eastAsia"/>
-          <w:color w:val="000000"/>
-          <w:sz w:val="20"/>
-          <w:szCs w:val="20"/>
-        </w:rPr>
-        <w:t>파티클을</w:t>
-      </w:r>
-      <w:proofErr w:type="spellEnd"/>
-      <w:r>
-        <w:rPr>
-          <w:rFonts w:asciiTheme="minorEastAsia" w:eastAsiaTheme="minorEastAsia" w:hAnsiTheme="minorEastAsia" w:cs="함초롬바탕" w:hint="eastAsia"/>
-          <w:color w:val="000000"/>
-          <w:sz w:val="20"/>
-          <w:szCs w:val="20"/>
-        </w:rPr>
-        <w:t xml:space="preserve"> 출력합니다. 박스 </w:t>
-      </w:r>
-      <w:proofErr w:type="spellStart"/>
-      <w:r>
-        <w:rPr>
-          <w:rFonts w:asciiTheme="minorEastAsia" w:eastAsiaTheme="minorEastAsia" w:hAnsiTheme="minorEastAsia" w:cs="함초롬바탕" w:hint="eastAsia"/>
-          <w:color w:val="000000"/>
-          <w:sz w:val="20"/>
-          <w:szCs w:val="20"/>
-        </w:rPr>
-        <w:t>메쉬의</w:t>
-      </w:r>
-      <w:proofErr w:type="spellEnd"/>
-      <w:r>
-        <w:rPr>
-          <w:rFonts w:asciiTheme="minorEastAsia" w:eastAsiaTheme="minorEastAsia" w:hAnsiTheme="minorEastAsia" w:cs="함초롬바탕" w:hint="eastAsia"/>
-          <w:color w:val="000000"/>
-          <w:sz w:val="20"/>
-          <w:szCs w:val="20"/>
-        </w:rPr>
-        <w:t xml:space="preserve"> 정점의 </w:t>
-      </w:r>
-      <w:proofErr w:type="spellStart"/>
-      <w:r>
-        <w:rPr>
-          <w:rFonts w:asciiTheme="minorEastAsia" w:eastAsiaTheme="minorEastAsia" w:hAnsiTheme="minorEastAsia" w:cs="함초롬바탕" w:hint="eastAsia"/>
-          <w:color w:val="000000"/>
-          <w:sz w:val="20"/>
-          <w:szCs w:val="20"/>
-        </w:rPr>
-        <w:t>노말</w:t>
-      </w:r>
-      <w:proofErr w:type="spellEnd"/>
-      <w:r>
-        <w:rPr>
-          <w:rFonts w:asciiTheme="minorEastAsia" w:eastAsiaTheme="minorEastAsia" w:hAnsiTheme="minorEastAsia" w:cs="함초롬바탕" w:hint="eastAsia"/>
-          <w:color w:val="000000"/>
-          <w:sz w:val="20"/>
-          <w:szCs w:val="20"/>
-        </w:rPr>
         <w:t xml:space="preserve"> 벡터는 3개의 평면의 평균이 되도록 지정해주었습니다.</w:t>
       </w:r>
     </w:p>
@@ -2476,21 +2168,25 @@
       <w:pPr>
         <w:pStyle w:val="a3"/>
         <w:spacing w:before="124" w:beforeAutospacing="0" w:after="0" w:afterAutospacing="0" w:line="288" w:lineRule="auto"/>
-        <w:rPr>
-          <w:rFonts w:asciiTheme="minorEastAsia" w:eastAsiaTheme="minorEastAsia" w:hAnsiTheme="minorEastAsia"/>
-          <w:sz w:val="20"/>
-          <w:szCs w:val="20"/>
-        </w:rPr>
-      </w:pPr>
-      <w:r>
-        <w:rPr>
-          <w:rFonts w:asciiTheme="minorEastAsia" w:eastAsiaTheme="minorEastAsia" w:hAnsiTheme="minorEastAsia" w:cs="함초롬바탕" w:hint="eastAsia"/>
-          <w:color w:val="000000"/>
-          <w:sz w:val="20"/>
-          <w:szCs w:val="20"/>
-        </w:rPr>
-        <w:t> </w:t>
-      </w:r>
+        <w:ind w:left="800"/>
+        <w:rPr>
+          <w:rFonts w:asciiTheme="minorEastAsia" w:eastAsiaTheme="minorEastAsia" w:hAnsiTheme="minorEastAsia"/>
+          <w:sz w:val="20"/>
+          <w:szCs w:val="20"/>
+        </w:rPr>
+      </w:pPr>
+    </w:p>
+    <w:p>
+      <w:pPr>
+        <w:pStyle w:val="a3"/>
+        <w:spacing w:before="124" w:beforeAutospacing="0" w:after="0" w:afterAutospacing="0" w:line="288" w:lineRule="auto"/>
+        <w:ind w:left="800"/>
+        <w:rPr>
+          <w:rFonts w:asciiTheme="minorEastAsia" w:eastAsiaTheme="minorEastAsia" w:hAnsiTheme="minorEastAsia" w:hint="eastAsia"/>
+          <w:sz w:val="20"/>
+          <w:szCs w:val="20"/>
+        </w:rPr>
+      </w:pPr>
     </w:p>
     <w:p>
       <w:pPr>
@@ -2518,66 +2214,11 @@
       <w:pPr>
         <w:pStyle w:val="a3"/>
         <w:spacing w:before="124" w:beforeAutospacing="0" w:after="0" w:afterAutospacing="0" w:line="288" w:lineRule="auto"/>
-        <w:rPr>
-          <w:rFonts w:asciiTheme="minorEastAsia" w:eastAsiaTheme="minorEastAsia" w:hAnsiTheme="minorEastAsia"/>
-          <w:sz w:val="20"/>
-          <w:szCs w:val="20"/>
-        </w:rPr>
-      </w:pPr>
-      <w:r>
-        <w:rPr>
-          <w:rFonts w:asciiTheme="minorEastAsia" w:eastAsiaTheme="minorEastAsia" w:hAnsiTheme="minorEastAsia" w:cs="함초롬바탕" w:hint="eastAsia"/>
-          <w:color w:val="000000"/>
-          <w:sz w:val="20"/>
-          <w:szCs w:val="20"/>
-        </w:rPr>
-        <w:t xml:space="preserve">미사일에 적중된 </w:t>
-      </w:r>
-      <w:r>
-        <w:rPr>
-          <w:rFonts w:asciiTheme="minorEastAsia" w:eastAsiaTheme="minorEastAsia" w:hAnsiTheme="minorEastAsia" w:cs="함초롬바탕" w:hint="eastAsia"/>
-          <w:color w:val="000000"/>
-          <w:sz w:val="20"/>
-          <w:szCs w:val="20"/>
-        </w:rPr>
-        <w:t>적</w:t>
-      </w:r>
-      <w:r>
-        <w:rPr>
-          <w:rFonts w:asciiTheme="minorEastAsia" w:eastAsiaTheme="minorEastAsia" w:hAnsiTheme="minorEastAsia" w:cs="함초롬바탕" w:hint="eastAsia"/>
-          <w:color w:val="000000"/>
-          <w:sz w:val="20"/>
-          <w:szCs w:val="20"/>
-        </w:rPr>
-        <w:t xml:space="preserve">의 </w:t>
-      </w:r>
-      <w:proofErr w:type="spellStart"/>
-      <w:r>
-        <w:rPr>
-          <w:rFonts w:asciiTheme="minorEastAsia" w:eastAsiaTheme="minorEastAsia" w:hAnsiTheme="minorEastAsia" w:cs="함초롬바탕" w:hint="eastAsia"/>
-          <w:color w:val="000000"/>
-          <w:sz w:val="20"/>
-          <w:szCs w:val="20"/>
-        </w:rPr>
-        <w:t>파티클</w:t>
-      </w:r>
-      <w:proofErr w:type="spellEnd"/>
-      <w:r>
-        <w:rPr>
-          <w:rFonts w:asciiTheme="minorEastAsia" w:eastAsiaTheme="minorEastAsia" w:hAnsiTheme="minorEastAsia" w:cs="함초롬바탕" w:hint="eastAsia"/>
-          <w:color w:val="000000"/>
-          <w:sz w:val="20"/>
-          <w:szCs w:val="20"/>
-        </w:rPr>
-        <w:t xml:space="preserve"> </w:t>
-      </w:r>
-    </w:p>
-    <w:p>
-      <w:pPr>
-        <w:pStyle w:val="a3"/>
-        <w:spacing w:before="124" w:beforeAutospacing="0" w:after="0" w:afterAutospacing="0" w:line="288" w:lineRule="auto"/>
-        <w:rPr>
-          <w:rFonts w:asciiTheme="minorHAnsi" w:eastAsiaTheme="minorHAnsi" w:hAnsiTheme="minorHAnsi"/>
+        <w:jc w:val="center"/>
+        <w:rPr>
+          <w:rFonts w:asciiTheme="minorEastAsia" w:eastAsiaTheme="minorEastAsia" w:hAnsiTheme="minorEastAsia"/>
+          <w:sz w:val="20"/>
+          <w:szCs w:val="20"/>
         </w:rPr>
       </w:pPr>
       <w:r>
@@ -2589,126 +2230,18 @@
           <w:szCs w:val="22"/>
         </w:rPr>
         <w:drawing>
-          <wp:inline distT="0" distB="0" distL="0" distR="0" wp14:anchorId="22B1BEBE" wp14:editId="66B3AC96">
-            <wp:extent cx="2218316" cy="1638300"/>
-            <wp:effectExtent l="0" t="0" r="0" b="0"/>
+          <wp:inline distT="0" distB="0" distL="0" distR="0" wp14:anchorId="22B1BEBE" wp14:editId="559D8200">
+            <wp:extent cx="3960000" cy="2880000"/>
+            <wp:effectExtent l="0" t="0" r="2540" b="0"/>
             <wp:docPr id="4" name="그림 4" descr="실외, 항공기, 어두운이(가) 표시된 사진&#10;&#10;자동 생성된 설명"/>
             <wp:cNvGraphicFramePr>
-              <a:graphicFrameLocks xmlns:a="http://schemas.openxmlformats.org/drawingml/2006/main" noChangeAspect="1"/>
+              <a:graphicFrameLocks xmlns:a="http://schemas.openxmlformats.org/drawingml/2006/main"/>
             </wp:cNvGraphicFramePr>
             <a:graphic xmlns:a="http://schemas.openxmlformats.org/drawingml/2006/main">
               <a:graphicData uri="http://schemas.openxmlformats.org/drawingml/2006/picture">
                 <pic:pic xmlns:pic="http://schemas.openxmlformats.org/drawingml/2006/picture">
                   <pic:nvPicPr>
                     <pic:cNvPr id="4" name="그림 4" descr="실외, 항공기, 어두운이(가) 표시된 사진&#10;&#10;자동 생성된 설명"/>
-                    <pic:cNvPicPr>
-                      <a:picLocks noChangeAspect="1" noChangeArrowheads="1"/>
-                    </pic:cNvPicPr>
-                  </pic:nvPicPr>
-                  <pic:blipFill>
-                    <a:blip r:embed="rId10" cstate="print">
-                      <a:extLst>
-                        <a:ext uri="{28A0092B-C50C-407E-A947-70E740481C1C}">
-                          <a14:useLocalDpi xmlns:a14="http://schemas.microsoft.com/office/drawing/2010/main" val="0"/>
-                        </a:ext>
-                      </a:extLst>
-                    </a:blip>
-                    <a:srcRect/>
-                    <a:stretch>
-                      <a:fillRect/>
-                    </a:stretch>
-                  </pic:blipFill>
-                  <pic:spPr bwMode="auto">
-                    <a:xfrm>
-                      <a:off x="0" y="0"/>
-                      <a:ext cx="2228672" cy="1645948"/>
-                    </a:xfrm>
-                    <a:prstGeom prst="rect">
-                      <a:avLst/>
-                    </a:prstGeom>
-                    <a:noFill/>
-                    <a:ln>
-                      <a:noFill/>
-                    </a:ln>
-                  </pic:spPr>
-                </pic:pic>
-              </a:graphicData>
-            </a:graphic>
-          </wp:inline>
-        </w:drawing>
-      </w:r>
-    </w:p>
-    <w:p>
-      <w:pPr>
-        <w:pStyle w:val="a3"/>
-        <w:spacing w:before="124" w:beforeAutospacing="0" w:after="0" w:afterAutospacing="0" w:line="288" w:lineRule="auto"/>
-        <w:rPr>
-          <w:rFonts w:asciiTheme="minorEastAsia" w:eastAsiaTheme="minorEastAsia" w:hAnsiTheme="minorEastAsia"/>
-          <w:sz w:val="20"/>
-          <w:szCs w:val="20"/>
-        </w:rPr>
-      </w:pPr>
-      <w:r>
-        <w:rPr>
-          <w:rFonts w:asciiTheme="minorEastAsia" w:eastAsiaTheme="minorEastAsia" w:hAnsiTheme="minorEastAsia" w:cs="함초롬바탕" w:hint="eastAsia"/>
-          <w:color w:val="000000"/>
-          <w:sz w:val="20"/>
-          <w:szCs w:val="20"/>
-        </w:rPr>
-        <w:t xml:space="preserve">플레이어를 확인하고 </w:t>
-      </w:r>
-      <w:proofErr w:type="spellStart"/>
-      <w:r>
-        <w:rPr>
-          <w:rFonts w:asciiTheme="minorEastAsia" w:eastAsiaTheme="minorEastAsia" w:hAnsiTheme="minorEastAsia" w:cs="함초롬바탕" w:hint="eastAsia"/>
-          <w:color w:val="000000"/>
-          <w:sz w:val="20"/>
-          <w:szCs w:val="20"/>
-        </w:rPr>
-        <w:t>유도탄을</w:t>
-      </w:r>
-      <w:proofErr w:type="spellEnd"/>
-      <w:r>
-        <w:rPr>
-          <w:rFonts w:asciiTheme="minorEastAsia" w:eastAsiaTheme="minorEastAsia" w:hAnsiTheme="minorEastAsia" w:cs="함초롬바탕" w:hint="eastAsia"/>
-          <w:color w:val="000000"/>
-          <w:sz w:val="20"/>
-          <w:szCs w:val="20"/>
-        </w:rPr>
-        <w:t xml:space="preserve"> 발사하는 적</w:t>
-      </w:r>
-    </w:p>
-    <w:p>
-      <w:pPr>
-        <w:pStyle w:val="a3"/>
-        <w:spacing w:before="124" w:beforeAutospacing="0" w:after="0" w:afterAutospacing="0" w:line="288" w:lineRule="auto"/>
-        <w:rPr>
-          <w:rFonts w:asciiTheme="minorHAnsi" w:eastAsiaTheme="minorHAnsi" w:hAnsiTheme="minorHAnsi"/>
-          <w:sz w:val="20"/>
-          <w:szCs w:val="20"/>
-        </w:rPr>
-      </w:pPr>
-      <w:r>
-        <w:rPr>
-          <w:rFonts w:asciiTheme="minorHAnsi" w:eastAsiaTheme="minorHAnsi" w:hAnsiTheme="minorHAnsi" w:cstheme="minorBidi"/>
-          <w:noProof/>
-          <w:kern w:val="2"/>
-          <w:sz w:val="20"/>
-          <w:szCs w:val="20"/>
-        </w:rPr>
-        <w:drawing>
-          <wp:inline distT="0" distB="0" distL="0" distR="0" wp14:anchorId="17EF3C8B" wp14:editId="3BDCA5DE">
-            <wp:extent cx="2218055" cy="1485011"/>
-            <wp:effectExtent l="0" t="0" r="0" b="1270"/>
-            <wp:docPr id="3" name="그림 3" descr="하늘, 운송, 실외, 항공기이(가) 표시된 사진&#10;&#10;자동 생성된 설명"/>
-            <wp:cNvGraphicFramePr>
-              <a:graphicFrameLocks xmlns:a="http://schemas.openxmlformats.org/drawingml/2006/main" noChangeAspect="1"/>
-            </wp:cNvGraphicFramePr>
-            <a:graphic xmlns:a="http://schemas.openxmlformats.org/drawingml/2006/main">
-              <a:graphicData uri="http://schemas.openxmlformats.org/drawingml/2006/picture">
-                <pic:pic xmlns:pic="http://schemas.openxmlformats.org/drawingml/2006/picture">
-                  <pic:nvPicPr>
-                    <pic:cNvPr id="3" name="그림 3" descr="하늘, 운송, 실외, 항공기이(가) 표시된 사진&#10;&#10;자동 생성된 설명"/>
                     <pic:cNvPicPr>
                       <a:picLocks noChangeAspect="1" noChangeArrowheads="1"/>
                     </pic:cNvPicPr>
@@ -2729,7 +2262,7 @@
                   <pic:spPr bwMode="auto">
                     <a:xfrm>
                       <a:off x="0" y="0"/>
-                      <a:ext cx="2229977" cy="1492993"/>
+                      <a:ext cx="3960000" cy="2880000"/>
                     </a:xfrm>
                     <a:prstGeom prst="rect">
                       <a:avLst/>
@@ -2750,61 +2283,45 @@
       <w:pPr>
         <w:pStyle w:val="a3"/>
         <w:spacing w:before="124" w:beforeAutospacing="0" w:after="0" w:afterAutospacing="0" w:line="288" w:lineRule="auto"/>
-        <w:rPr>
-          <w:rFonts w:asciiTheme="minorHAnsi" w:eastAsiaTheme="minorHAnsi" w:hAnsiTheme="minorHAnsi" w:cs="함초롬바탕"/>
-          <w:color w:val="000000"/>
-          <w:sz w:val="20"/>
-          <w:szCs w:val="20"/>
-        </w:rPr>
-      </w:pPr>
-      <w:r>
-        <w:rPr>
-          <w:rFonts w:asciiTheme="minorHAnsi" w:eastAsiaTheme="minorHAnsi" w:hAnsiTheme="minorHAnsi" w:cs="함초롬바탕" w:hint="eastAsia"/>
-          <w:color w:val="000000"/>
-          <w:sz w:val="20"/>
-          <w:szCs w:val="20"/>
-        </w:rPr>
-        <w:t>광선에 충돌 후 표적이</w:t>
-      </w:r>
-      <w:r>
-        <w:rPr>
-          <w:rFonts w:asciiTheme="minorHAnsi" w:eastAsiaTheme="minorHAnsi" w:hAnsiTheme="minorHAnsi" w:cs="함초롬바탕" w:hint="eastAsia"/>
-          <w:color w:val="000000"/>
-          <w:sz w:val="20"/>
-          <w:szCs w:val="20"/>
-        </w:rPr>
-        <w:t xml:space="preserve"> 되어</w:t>
-      </w:r>
-      <w:r>
-        <w:rPr>
-          <w:rFonts w:asciiTheme="minorHAnsi" w:eastAsiaTheme="minorHAnsi" w:hAnsiTheme="minorHAnsi" w:cs="함초롬바탕" w:hint="eastAsia"/>
-          <w:color w:val="000000"/>
-          <w:sz w:val="20"/>
-          <w:szCs w:val="20"/>
-        </w:rPr>
-        <w:t xml:space="preserve"> 조명이 들어간 오브젝트</w:t>
-      </w:r>
-    </w:p>
-    <w:p>
-      <w:pPr>
-        <w:pStyle w:val="a3"/>
-        <w:spacing w:before="124" w:beforeAutospacing="0" w:after="0" w:afterAutospacing="0" w:line="288" w:lineRule="auto"/>
-        <w:rPr>
-          <w:rFonts w:asciiTheme="minorHAnsi" w:eastAsiaTheme="minorHAnsi" w:hAnsiTheme="minorHAnsi" w:cs="함초롬바탕"/>
-          <w:color w:val="000000"/>
-          <w:sz w:val="20"/>
-          <w:szCs w:val="20"/>
-        </w:rPr>
-      </w:pPr>
-      <w:r>
-        <w:rPr>
-          <w:rFonts w:asciiTheme="minorHAnsi" w:eastAsiaTheme="minorHAnsi" w:hAnsiTheme="minorHAnsi" w:cs="함초롬바탕" w:hint="eastAsia"/>
-          <w:color w:val="000000"/>
-          <w:sz w:val="20"/>
-          <w:szCs w:val="20"/>
-        </w:rPr>
-        <w:t xml:space="preserve"> </w:t>
-      </w:r>
+        <w:jc w:val="center"/>
+        <w:rPr>
+          <w:rFonts w:asciiTheme="minorEastAsia" w:eastAsiaTheme="minorEastAsia" w:hAnsiTheme="minorEastAsia"/>
+          <w:sz w:val="20"/>
+          <w:szCs w:val="20"/>
+        </w:rPr>
+      </w:pPr>
+      <w:r>
+        <w:rPr>
+          <w:rFonts w:asciiTheme="minorEastAsia" w:eastAsiaTheme="minorEastAsia" w:hAnsiTheme="minorEastAsia" w:cs="함초롬바탕" w:hint="eastAsia"/>
+          <w:color w:val="000000"/>
+          <w:sz w:val="20"/>
+          <w:szCs w:val="20"/>
+        </w:rPr>
+        <w:t xml:space="preserve">미사일에 적중된 적의 </w:t>
+      </w:r>
+      <w:proofErr w:type="spellStart"/>
+      <w:r>
+        <w:rPr>
+          <w:rFonts w:asciiTheme="minorEastAsia" w:eastAsiaTheme="minorEastAsia" w:hAnsiTheme="minorEastAsia" w:cs="함초롬바탕" w:hint="eastAsia"/>
+          <w:color w:val="000000"/>
+          <w:sz w:val="20"/>
+          <w:szCs w:val="20"/>
+        </w:rPr>
+        <w:t>파티클</w:t>
+      </w:r>
+      <w:proofErr w:type="spellEnd"/>
+    </w:p>
+    <w:p>
+      <w:pPr>
+        <w:pStyle w:val="a3"/>
+        <w:spacing w:before="124" w:beforeAutospacing="0" w:after="0" w:afterAutospacing="0" w:line="288" w:lineRule="auto"/>
+        <w:jc w:val="center"/>
+        <w:rPr>
+          <w:rFonts w:asciiTheme="minorEastAsia" w:eastAsiaTheme="minorEastAsia" w:hAnsiTheme="minorEastAsia" w:hint="eastAsia"/>
+          <w:sz w:val="20"/>
+          <w:szCs w:val="20"/>
+        </w:rPr>
+      </w:pPr>
       <w:r>
         <w:rPr>
           <w:rFonts w:asciiTheme="minorHAnsi" w:eastAsiaTheme="minorHAnsi" w:hAnsiTheme="minorHAnsi" w:cstheme="minorBidi"/>
@@ -2813,11 +2330,12 @@
           <w:sz w:val="20"/>
           <w:szCs w:val="20"/>
         </w:rPr>
+        <w:lastRenderedPageBreak/>
         <w:drawing>
-          <wp:inline distT="0" distB="0" distL="0" distR="0" wp14:anchorId="6C48C6EE" wp14:editId="3F047F56">
-            <wp:extent cx="2293200" cy="1486800"/>
-            <wp:effectExtent l="0" t="0" r="0" b="0"/>
-            <wp:docPr id="2" name="그림 2" descr="자연, 어두운, 바위이(가) 표시된 사진&#10;&#10;자동 생성된 설명"/>
+          <wp:inline distT="0" distB="0" distL="0" distR="0" wp14:anchorId="17EF3C8B" wp14:editId="5A8444CE">
+            <wp:extent cx="3960000" cy="2880000"/>
+            <wp:effectExtent l="0" t="0" r="2540" b="0"/>
+            <wp:docPr id="3" name="그림 3" descr="하늘, 운송, 실외, 항공기이(가) 표시된 사진&#10;&#10;자동 생성된 설명"/>
             <wp:cNvGraphicFramePr>
               <a:graphicFrameLocks xmlns:a="http://schemas.openxmlformats.org/drawingml/2006/main"/>
             </wp:cNvGraphicFramePr>
@@ -2825,7 +2343,7 @@
               <a:graphicData uri="http://schemas.openxmlformats.org/drawingml/2006/picture">
                 <pic:pic xmlns:pic="http://schemas.openxmlformats.org/drawingml/2006/picture">
                   <pic:nvPicPr>
-                    <pic:cNvPr id="2" name="그림 2" descr="자연, 어두운, 바위이(가) 표시된 사진&#10;&#10;자동 생성된 설명"/>
+                    <pic:cNvPr id="3" name="그림 3" descr="하늘, 운송, 실외, 항공기이(가) 표시된 사진&#10;&#10;자동 생성된 설명"/>
                     <pic:cNvPicPr>
                       <a:picLocks noChangeAspect="1" noChangeArrowheads="1"/>
                     </pic:cNvPicPr>
@@ -2846,7 +2364,7 @@
                   <pic:spPr bwMode="auto">
                     <a:xfrm>
                       <a:off x="0" y="0"/>
-                      <a:ext cx="2293200" cy="1486800"/>
+                      <a:ext cx="3960000" cy="2880000"/>
                     </a:xfrm>
                     <a:prstGeom prst="rect">
                       <a:avLst/>
@@ -2867,61 +2385,56 @@
       <w:pPr>
         <w:pStyle w:val="a3"/>
         <w:spacing w:before="124" w:beforeAutospacing="0" w:after="0" w:afterAutospacing="0" w:line="288" w:lineRule="auto"/>
-        <w:rPr>
-          <w:rFonts w:asciiTheme="minorHAnsi" w:eastAsiaTheme="minorHAnsi" w:hAnsiTheme="minorHAnsi"/>
-          <w:sz w:val="20"/>
-          <w:szCs w:val="20"/>
-        </w:rPr>
-      </w:pPr>
-      <w:r>
-        <w:rPr>
-          <w:rFonts w:asciiTheme="minorHAnsi" w:eastAsiaTheme="minorHAnsi" w:hAnsiTheme="minorHAnsi" w:cs="함초롬바탕" w:hint="eastAsia"/>
-          <w:color w:val="000000"/>
-          <w:sz w:val="20"/>
-          <w:szCs w:val="20"/>
-        </w:rPr>
-        <w:t xml:space="preserve">광선충돌 되기 전 오브젝트 날아가는 </w:t>
+        <w:jc w:val="center"/>
+        <w:rPr>
+          <w:rFonts w:asciiTheme="minorEastAsia" w:eastAsiaTheme="minorEastAsia" w:hAnsiTheme="minorEastAsia" w:cs="함초롬바탕" w:hint="eastAsia"/>
+          <w:color w:val="000000"/>
+          <w:sz w:val="20"/>
+          <w:szCs w:val="20"/>
+        </w:rPr>
+      </w:pPr>
+      <w:r>
+        <w:rPr>
+          <w:rFonts w:asciiTheme="minorEastAsia" w:eastAsiaTheme="minorEastAsia" w:hAnsiTheme="minorEastAsia" w:cs="함초롬바탕" w:hint="eastAsia"/>
+          <w:color w:val="000000"/>
+          <w:sz w:val="20"/>
+          <w:szCs w:val="20"/>
+        </w:rPr>
+        <w:t xml:space="preserve">플레이어를 확인하고 </w:t>
       </w:r>
       <w:proofErr w:type="spellStart"/>
       <w:r>
         <w:rPr>
-          <w:rFonts w:asciiTheme="minorHAnsi" w:eastAsiaTheme="minorHAnsi" w:hAnsiTheme="minorHAnsi" w:cs="함초롬바탕" w:hint="eastAsia"/>
-          <w:color w:val="000000"/>
-          <w:sz w:val="20"/>
-          <w:szCs w:val="20"/>
-        </w:rPr>
-        <w:t>유도탄</w:t>
+          <w:rFonts w:asciiTheme="minorEastAsia" w:eastAsiaTheme="minorEastAsia" w:hAnsiTheme="minorEastAsia" w:cs="함초롬바탕" w:hint="eastAsia"/>
+          <w:color w:val="000000"/>
+          <w:sz w:val="20"/>
+          <w:szCs w:val="20"/>
+        </w:rPr>
+        <w:t>유도탄을</w:t>
       </w:r>
       <w:proofErr w:type="spellEnd"/>
-    </w:p>
-    <w:p>
-      <w:pPr>
-        <w:pStyle w:val="a3"/>
-        <w:spacing w:before="124" w:beforeAutospacing="0" w:after="0" w:afterAutospacing="0" w:line="288" w:lineRule="auto"/>
-        <w:ind w:firstLineChars="100" w:firstLine="200"/>
-        <w:rPr>
-          <w:rFonts w:asciiTheme="minorHAnsi" w:eastAsiaTheme="minorHAnsi" w:hAnsiTheme="minorHAnsi"/>
-          <w:sz w:val="20"/>
-          <w:szCs w:val="20"/>
-        </w:rPr>
-      </w:pPr>
-      <w:r>
-        <w:rPr>
-          <w:rFonts w:asciiTheme="minorHAnsi" w:eastAsiaTheme="minorHAnsi" w:hAnsiTheme="minorHAnsi"/>
-          <w:sz w:val="20"/>
-          <w:szCs w:val="20"/>
-        </w:rPr>
-        <w:lastRenderedPageBreak/>
-        <w:tab/>
-      </w:r>
-      <w:r>
-        <w:rPr>
-          <w:rFonts w:asciiTheme="minorHAnsi" w:eastAsiaTheme="minorHAnsi" w:hAnsiTheme="minorHAnsi"/>
-          <w:sz w:val="20"/>
-          <w:szCs w:val="20"/>
-        </w:rPr>
-        <w:tab/>
-      </w:r>
+      <w:r>
+        <w:rPr>
+          <w:rFonts w:asciiTheme="minorEastAsia" w:eastAsiaTheme="minorEastAsia" w:hAnsiTheme="minorEastAsia" w:cs="함초롬바탕" w:hint="eastAsia"/>
+          <w:color w:val="000000"/>
+          <w:sz w:val="20"/>
+          <w:szCs w:val="20"/>
+        </w:rPr>
+        <w:t xml:space="preserve"> 발사하는 적</w:t>
+      </w:r>
+    </w:p>
+    <w:p>
+      <w:pPr>
+        <w:pStyle w:val="a3"/>
+        <w:spacing w:before="124" w:beforeAutospacing="0" w:after="0" w:afterAutospacing="0" w:line="288" w:lineRule="auto"/>
+        <w:jc w:val="center"/>
+        <w:rPr>
+          <w:rFonts w:asciiTheme="minorHAnsi" w:eastAsiaTheme="minorHAnsi" w:hAnsiTheme="minorHAnsi" w:cs="함초롬바탕"/>
+          <w:color w:val="000000"/>
+          <w:sz w:val="20"/>
+          <w:szCs w:val="20"/>
+        </w:rPr>
+      </w:pPr>
       <w:r>
         <w:rPr>
           <w:rFonts w:asciiTheme="minorHAnsi" w:eastAsiaTheme="minorHAnsi" w:hAnsiTheme="minorHAnsi" w:cstheme="minorBidi"/>
@@ -2931,12 +2444,12 @@
           <w:szCs w:val="20"/>
         </w:rPr>
         <w:drawing>
-          <wp:inline distT="0" distB="0" distL="0" distR="0" wp14:anchorId="1F4720BA" wp14:editId="0B006A58">
-            <wp:extent cx="2257425" cy="1474470"/>
-            <wp:effectExtent l="0" t="0" r="9525" b="0"/>
+          <wp:inline distT="0" distB="0" distL="0" distR="0" wp14:anchorId="1F4720BA" wp14:editId="4AB0BA98">
+            <wp:extent cx="3960000" cy="2880000"/>
+            <wp:effectExtent l="0" t="0" r="2540" b="0"/>
             <wp:docPr id="1" name="그림 1" descr="실외, 항공기이(가) 표시된 사진&#10;&#10;자동 생성된 설명"/>
             <wp:cNvGraphicFramePr>
-              <a:graphicFrameLocks xmlns:a="http://schemas.openxmlformats.org/drawingml/2006/main" noChangeAspect="1"/>
+              <a:graphicFrameLocks xmlns:a="http://schemas.openxmlformats.org/drawingml/2006/main"/>
             </wp:cNvGraphicFramePr>
             <a:graphic xmlns:a="http://schemas.openxmlformats.org/drawingml/2006/main">
               <a:graphicData uri="http://schemas.openxmlformats.org/drawingml/2006/picture">
@@ -2963,7 +2476,7 @@
                   <pic:spPr bwMode="auto">
                     <a:xfrm>
                       <a:off x="0" y="0"/>
-                      <a:ext cx="2270955" cy="1483307"/>
+                      <a:ext cx="3960000" cy="2880000"/>
                     </a:xfrm>
                     <a:prstGeom prst="rect">
                       <a:avLst/>
@@ -2980,9 +2493,40 @@
         </w:drawing>
       </w:r>
     </w:p>
+    <w:p>
+      <w:pPr>
+        <w:pStyle w:val="a3"/>
+        <w:spacing w:before="124" w:beforeAutospacing="0" w:after="0" w:afterAutospacing="0" w:line="288" w:lineRule="auto"/>
+        <w:jc w:val="center"/>
+        <w:rPr>
+          <w:rFonts w:asciiTheme="minorHAnsi" w:eastAsiaTheme="minorHAnsi" w:hAnsiTheme="minorHAnsi" w:cs="함초롬바탕"/>
+          <w:color w:val="000000"/>
+          <w:sz w:val="20"/>
+          <w:szCs w:val="20"/>
+        </w:rPr>
+      </w:pPr>
+      <w:r>
+        <w:rPr>
+          <w:rFonts w:asciiTheme="minorHAnsi" w:eastAsiaTheme="minorHAnsi" w:hAnsiTheme="minorHAnsi" w:cs="함초롬바탕" w:hint="eastAsia"/>
+          <w:color w:val="000000"/>
+          <w:sz w:val="20"/>
+          <w:szCs w:val="20"/>
+        </w:rPr>
+        <w:t>광선에 충돌 후 표적이 되어 조명이 들어간 오브젝트</w:t>
+      </w:r>
+    </w:p>
+    <w:p>
+      <w:pPr>
+        <w:pStyle w:val="a4"/>
+        <w:jc w:val="left"/>
+        <w:rPr>
+          <w:rFonts w:eastAsiaTheme="minorHAnsi"/>
+        </w:rPr>
+      </w:pPr>
+    </w:p>
     <w:sectPr>
       <w:pgSz w:w="11906" w:h="16838"/>
-      <w:pgMar w:top="1701" w:right="1440" w:bottom="1440" w:left="1440" w:header="851" w:footer="992" w:gutter="0"/>
+      <w:pgMar w:top="720" w:right="720" w:bottom="720" w:left="720" w:header="851" w:footer="992" w:gutter="0"/>
       <w:cols w:space="425"/>
       <w:docGrid w:linePitch="360"/>
     </w:sectPr>
@@ -2990,8 +2534,58 @@
 </w:document>
 </file>
 
+<file path=word/endnotes.xml><?xml version="1.0" encoding="utf-8"?>
+<w:endnotes xmlns:wpc="http://schemas.microsoft.com/office/word/2010/wordprocessingCanvas" xmlns:cx="http://schemas.microsoft.com/office/drawing/2014/chartex" xmlns:cx1="http://schemas.microsoft.com/office/drawing/2015/9/8/chartex" xmlns:cx2="http://schemas.microsoft.com/office/drawing/2015/10/21/chartex" xmlns:cx3="http://schemas.microsoft.com/office/drawing/2016/5/9/chartex" xmlns:cx4="http://schemas.microsoft.com/office/drawing/2016/5/10/chartex" xmlns:cx5="http://schemas.microsoft.com/office/drawing/2016/5/11/chartex" xmlns:cx6="http://schemas.microsoft.com/office/drawing/2016/5/12/chartex" xmlns:cx7="http://schemas.microsoft.com/office/drawing/2016/5/13/chartex" xmlns:cx8="http://schemas.microsoft.com/office/drawing/2016/5/14/chartex" xmlns:mc="http://schemas.openxmlformats.org/markup-compatibility/2006" xmlns:aink="http://schemas.microsoft.com/office/drawing/2016/ink" xmlns:am3d="http://schemas.microsoft.com/office/drawing/2017/model3d" xmlns:o="urn:schemas-microsoft-com:office:office" xmlns:oel="http://schemas.microsoft.com/office/2019/extlst" xmlns:r="http://schemas.openxmlformats.org/officeDocument/2006/relationships" xmlns:m="http://schemas.openxmlformats.org/officeDocument/2006/math" xmlns:v="urn:schemas-microsoft-com:vml" xmlns:wp14="http://schemas.microsoft.com/office/word/2010/wordprocessingDrawing" xmlns:wp="http://schemas.openxmlformats.org/drawingml/2006/wordprocessingDrawing" xmlns:w10="urn:schemas-microsoft-com:office:word" xmlns:w="http://schemas.openxmlformats.org/wordprocessingml/2006/main" xmlns:w14="http://schemas.microsoft.com/office/word/2010/wordml" xmlns:w15="http://schemas.microsoft.com/office/word/2012/wordml" xmlns:w16cex="http://schemas.microsoft.com/office/word/2018/wordml/cex" xmlns:w16cid="http://schemas.microsoft.com/office/word/2016/wordml/cid" xmlns:w16="http://schemas.microsoft.com/office/word/2018/wordml" xmlns:w16sdtdh="http://schemas.microsoft.com/office/word/2020/wordml/sdtdatahash" xmlns:w16se="http://schemas.microsoft.com/office/word/2015/wordml/symex" xmlns:wpg="http://schemas.microsoft.com/office/word/2010/wordprocessingGroup" xmlns:wpi="http://schemas.microsoft.com/office/word/2010/wordprocessingInk" xmlns:wne="http://schemas.microsoft.com/office/word/2006/wordml" xmlns:wps="http://schemas.microsoft.com/office/word/2010/wordprocessingShape" mc:Ignorable="w14 w15 w16se w16cid w16 w16cex w16sdtdh wp14">
+  <w:endnote w:type="separator" w:id="-1">
+    <w:p>
+      <w:pPr>
+        <w:spacing w:after="0" w:line="240" w:lineRule="auto"/>
+      </w:pPr>
+      <w:r>
+        <w:separator/>
+      </w:r>
+    </w:p>
+  </w:endnote>
+  <w:endnote w:type="continuationSeparator" w:id="0">
+    <w:p>
+      <w:pPr>
+        <w:spacing w:after="0" w:line="240" w:lineRule="auto"/>
+      </w:pPr>
+      <w:r>
+        <w:continuationSeparator/>
+      </w:r>
+    </w:p>
+  </w:endnote>
+</w:endnotes>
+</file>
+
+<file path=word/footnotes.xml><?xml version="1.0" encoding="utf-8"?>
+<w:footnotes xmlns:wpc="http://schemas.microsoft.com/office/word/2010/wordprocessingCanvas" xmlns:cx="http://schemas.microsoft.com/office/drawing/2014/chartex" xmlns:cx1="http://schemas.microsoft.com/office/drawing/2015/9/8/chartex" xmlns:cx2="http://schemas.microsoft.com/office/drawing/2015/10/21/chartex" xmlns:cx3="http://schemas.microsoft.com/office/drawing/2016/5/9/chartex" xmlns:cx4="http://schemas.microsoft.com/office/drawing/2016/5/10/chartex" xmlns:cx5="http://schemas.microsoft.com/office/drawing/2016/5/11/chartex" xmlns:cx6="http://schemas.microsoft.com/office/drawing/2016/5/12/chartex" xmlns:cx7="http://schemas.microsoft.com/office/drawing/2016/5/13/chartex" xmlns:cx8="http://schemas.microsoft.com/office/drawing/2016/5/14/chartex" xmlns:mc="http://schemas.openxmlformats.org/markup-compatibility/2006" xmlns:aink="http://schemas.microsoft.com/office/drawing/2016/ink" xmlns:am3d="http://schemas.microsoft.com/office/drawing/2017/model3d" xmlns:o="urn:schemas-microsoft-com:office:office" xmlns:oel="http://schemas.microsoft.com/office/2019/extlst" xmlns:r="http://schemas.openxmlformats.org/officeDocument/2006/relationships" xmlns:m="http://schemas.openxmlformats.org/officeDocument/2006/math" xmlns:v="urn:schemas-microsoft-com:vml" xmlns:wp14="http://schemas.microsoft.com/office/word/2010/wordprocessingDrawing" xmlns:wp="http://schemas.openxmlformats.org/drawingml/2006/wordprocessingDrawing" xmlns:w10="urn:schemas-microsoft-com:office:word" xmlns:w="http://schemas.openxmlformats.org/wordprocessingml/2006/main" xmlns:w14="http://schemas.microsoft.com/office/word/2010/wordml" xmlns:w15="http://schemas.microsoft.com/office/word/2012/wordml" xmlns:w16cex="http://schemas.microsoft.com/office/word/2018/wordml/cex" xmlns:w16cid="http://schemas.microsoft.com/office/word/2016/wordml/cid" xmlns:w16="http://schemas.microsoft.com/office/word/2018/wordml" xmlns:w16sdtdh="http://schemas.microsoft.com/office/word/2020/wordml/sdtdatahash" xmlns:w16se="http://schemas.microsoft.com/office/word/2015/wordml/symex" xmlns:wpg="http://schemas.microsoft.com/office/word/2010/wordprocessingGroup" xmlns:wpi="http://schemas.microsoft.com/office/word/2010/wordprocessingInk" xmlns:wne="http://schemas.microsoft.com/office/word/2006/wordml" xmlns:wps="http://schemas.microsoft.com/office/word/2010/wordprocessingShape" mc:Ignorable="w14 w15 w16se w16cid w16 w16cex w16sdtdh wp14">
+  <w:footnote w:type="separator" w:id="-1">
+    <w:p>
+      <w:pPr>
+        <w:spacing w:after="0" w:line="240" w:lineRule="auto"/>
+      </w:pPr>
+      <w:r>
+        <w:separator/>
+      </w:r>
+    </w:p>
+  </w:footnote>
+  <w:footnote w:type="continuationSeparator" w:id="0">
+    <w:p>
+      <w:pPr>
+        <w:spacing w:after="0" w:line="240" w:lineRule="auto"/>
+      </w:pPr>
+      <w:r>
+        <w:continuationSeparator/>
+      </w:r>
+    </w:p>
+  </w:footnote>
+</w:footnotes>
+</file>
+
 <file path=word/numbering.xml><?xml version="1.0" encoding="utf-8"?>
-<w:numbering xmlns:wpc="http://schemas.microsoft.com/office/word/2010/wordprocessingCanvas" xmlns:cx="http://schemas.microsoft.com/office/drawing/2014/chartex" xmlns:cx1="http://schemas.microsoft.com/office/drawing/2015/9/8/chartex" xmlns:cx2="http://schemas.microsoft.com/office/drawing/2015/10/21/chartex" xmlns:cx3="http://schemas.microsoft.com/office/drawing/2016/5/9/chartex" xmlns:cx4="http://schemas.microsoft.com/office/drawing/2016/5/10/chartex" xmlns:cx5="http://schemas.microsoft.com/office/drawing/2016/5/11/chartex" xmlns:cx6="http://schemas.microsoft.com/office/drawing/2016/5/12/chartex" xmlns:cx7="http://schemas.microsoft.com/office/drawing/2016/5/13/chartex" xmlns:cx8="http://schemas.microsoft.com/office/drawing/2016/5/14/chartex" xmlns:mc="http://schemas.openxmlformats.org/markup-compatibility/2006" xmlns:aink="http://schemas.microsoft.com/office/drawing/2016/ink" xmlns:am3d="http://schemas.microsoft.com/office/drawing/2017/model3d" xmlns:o="urn:schemas-microsoft-com:office:office" xmlns:r="http://schemas.openxmlformats.org/officeDocument/2006/relationships" xmlns:m="http://schemas.openxmlformats.org/officeDocument/2006/math" xmlns:v="urn:schemas-microsoft-com:vml" xmlns:wp14="http://schemas.microsoft.com/office/word/2010/wordprocessingDrawing" xmlns:wp="http://schemas.openxmlformats.org/drawingml/2006/wordprocessingDrawing" xmlns:w10="urn:schemas-microsoft-com:office:word" xmlns:w="http://schemas.openxmlformats.org/wordprocessingml/2006/main" xmlns:w14="http://schemas.microsoft.com/office/word/2010/wordml" xmlns:w15="http://schemas.microsoft.com/office/word/2012/wordml" xmlns:w16cex="http://schemas.microsoft.com/office/word/2018/wordml/cex" xmlns:w16cid="http://schemas.microsoft.com/office/word/2016/wordml/cid" xmlns:w16="http://schemas.microsoft.com/office/word/2018/wordml" xmlns:w16sdtdh="http://schemas.microsoft.com/office/word/2020/wordml/sdtdatahash" xmlns:w16se="http://schemas.microsoft.com/office/word/2015/wordml/symex" xmlns:wpg="http://schemas.microsoft.com/office/word/2010/wordprocessingGroup" xmlns:wpi="http://schemas.microsoft.com/office/word/2010/wordprocessingInk" xmlns:wne="http://schemas.microsoft.com/office/word/2006/wordml" xmlns:wps="http://schemas.microsoft.com/office/word/2010/wordprocessingShape" mc:Ignorable="w14 w15 w16se w16cid w16 w16cex w16sdtdh wp14">
+<w:numbering xmlns:wpc="http://schemas.microsoft.com/office/word/2010/wordprocessingCanvas" xmlns:cx="http://schemas.microsoft.com/office/drawing/2014/chartex" xmlns:cx1="http://schemas.microsoft.com/office/drawing/2015/9/8/chartex" xmlns:cx2="http://schemas.microsoft.com/office/drawing/2015/10/21/chartex" xmlns:cx3="http://schemas.microsoft.com/office/drawing/2016/5/9/chartex" xmlns:cx4="http://schemas.microsoft.com/office/drawing/2016/5/10/chartex" xmlns:cx5="http://schemas.microsoft.com/office/drawing/2016/5/11/chartex" xmlns:cx6="http://schemas.microsoft.com/office/drawing/2016/5/12/chartex" xmlns:cx7="http://schemas.microsoft.com/office/drawing/2016/5/13/chartex" xmlns:cx8="http://schemas.microsoft.com/office/drawing/2016/5/14/chartex" xmlns:mc="http://schemas.openxmlformats.org/markup-compatibility/2006" xmlns:aink="http://schemas.microsoft.com/office/drawing/2016/ink" xmlns:am3d="http://schemas.microsoft.com/office/drawing/2017/model3d" xmlns:o="urn:schemas-microsoft-com:office:office" xmlns:oel="http://schemas.microsoft.com/office/2019/extlst" xmlns:r="http://schemas.openxmlformats.org/officeDocument/2006/relationships" xmlns:m="http://schemas.openxmlformats.org/officeDocument/2006/math" xmlns:v="urn:schemas-microsoft-com:vml" xmlns:wp14="http://schemas.microsoft.com/office/word/2010/wordprocessingDrawing" xmlns:wp="http://schemas.openxmlformats.org/drawingml/2006/wordprocessingDrawing" xmlns:w10="urn:schemas-microsoft-com:office:word" xmlns:w="http://schemas.openxmlformats.org/wordprocessingml/2006/main" xmlns:w14="http://schemas.microsoft.com/office/word/2010/wordml" xmlns:w15="http://schemas.microsoft.com/office/word/2012/wordml" xmlns:w16cex="http://schemas.microsoft.com/office/word/2018/wordml/cex" xmlns:w16cid="http://schemas.microsoft.com/office/word/2016/wordml/cid" xmlns:w16="http://schemas.microsoft.com/office/word/2018/wordml" xmlns:w16sdtdh="http://schemas.microsoft.com/office/word/2020/wordml/sdtdatahash" xmlns:w16se="http://schemas.microsoft.com/office/word/2015/wordml/symex" xmlns:wpg="http://schemas.microsoft.com/office/word/2010/wordprocessingGroup" xmlns:wpi="http://schemas.microsoft.com/office/word/2010/wordprocessingInk" xmlns:wne="http://schemas.microsoft.com/office/word/2006/wordml" xmlns:wps="http://schemas.microsoft.com/office/word/2010/wordprocessingShape" mc:Ignorable="w14 w15 w16se w16cid w16 w16cex w16sdtdh wp14">
   <w:abstractNum w:abstractNumId="0" w15:restartNumberingAfterBreak="0">
     <w:nsid w:val="04F67E00"/>
     <w:multiLevelType w:val="hybridMultilevel"/>
@@ -3219,6 +2813,119 @@
     </w:lvl>
   </w:abstractNum>
   <w:abstractNum w:abstractNumId="2" w15:restartNumberingAfterBreak="0">
+    <w:nsid w:val="1FA94F40"/>
+    <w:multiLevelType w:val="hybridMultilevel"/>
+    <w:tmpl w:val="6944C090"/>
+    <w:lvl w:ilvl="0" w:tplc="B89605B0">
+      <w:start w:val="1"/>
+      <w:numFmt w:val="bullet"/>
+      <w:lvlText w:val=""/>
+      <w:lvlJc w:val="left"/>
+      <w:pPr>
+        <w:ind w:left="800" w:hanging="400"/>
+      </w:pPr>
+      <w:rPr>
+        <w:rFonts w:ascii="Wingdings" w:hAnsi="Wingdings" w:hint="default"/>
+      </w:rPr>
+    </w:lvl>
+    <w:lvl w:ilvl="1" w:tplc="04090003" w:tentative="1">
+      <w:start w:val="1"/>
+      <w:numFmt w:val="bullet"/>
+      <w:lvlText w:val=""/>
+      <w:lvlJc w:val="left"/>
+      <w:pPr>
+        <w:ind w:left="1200" w:hanging="400"/>
+      </w:pPr>
+      <w:rPr>
+        <w:rFonts w:ascii="Wingdings" w:hAnsi="Wingdings" w:hint="default"/>
+      </w:rPr>
+    </w:lvl>
+    <w:lvl w:ilvl="2" w:tplc="04090005" w:tentative="1">
+      <w:start w:val="1"/>
+      <w:numFmt w:val="bullet"/>
+      <w:lvlText w:val=""/>
+      <w:lvlJc w:val="left"/>
+      <w:pPr>
+        <w:ind w:left="1600" w:hanging="400"/>
+      </w:pPr>
+      <w:rPr>
+        <w:rFonts w:ascii="Wingdings" w:hAnsi="Wingdings" w:hint="default"/>
+      </w:rPr>
+    </w:lvl>
+    <w:lvl w:ilvl="3" w:tplc="04090001" w:tentative="1">
+      <w:start w:val="1"/>
+      <w:numFmt w:val="bullet"/>
+      <w:lvlText w:val=""/>
+      <w:lvlJc w:val="left"/>
+      <w:pPr>
+        <w:ind w:left="2000" w:hanging="400"/>
+      </w:pPr>
+      <w:rPr>
+        <w:rFonts w:ascii="Wingdings" w:hAnsi="Wingdings" w:hint="default"/>
+      </w:rPr>
+    </w:lvl>
+    <w:lvl w:ilvl="4" w:tplc="04090003" w:tentative="1">
+      <w:start w:val="1"/>
+      <w:numFmt w:val="bullet"/>
+      <w:lvlText w:val=""/>
+      <w:lvlJc w:val="left"/>
+      <w:pPr>
+        <w:ind w:left="2400" w:hanging="400"/>
+      </w:pPr>
+      <w:rPr>
+        <w:rFonts w:ascii="Wingdings" w:hAnsi="Wingdings" w:hint="default"/>
+      </w:rPr>
+    </w:lvl>
+    <w:lvl w:ilvl="5" w:tplc="04090005" w:tentative="1">
+      <w:start w:val="1"/>
+      <w:numFmt w:val="bullet"/>
+      <w:lvlText w:val=""/>
+      <w:lvlJc w:val="left"/>
+      <w:pPr>
+        <w:ind w:left="2800" w:hanging="400"/>
+      </w:pPr>
+      <w:rPr>
+        <w:rFonts w:ascii="Wingdings" w:hAnsi="Wingdings" w:hint="default"/>
+      </w:rPr>
+    </w:lvl>
+    <w:lvl w:ilvl="6" w:tplc="04090001" w:tentative="1">
+      <w:start w:val="1"/>
+      <w:numFmt w:val="bullet"/>
+      <w:lvlText w:val=""/>
+      <w:lvlJc w:val="left"/>
+      <w:pPr>
+        <w:ind w:left="3200" w:hanging="400"/>
+      </w:pPr>
+      <w:rPr>
+        <w:rFonts w:ascii="Wingdings" w:hAnsi="Wingdings" w:hint="default"/>
+      </w:rPr>
+    </w:lvl>
+    <w:lvl w:ilvl="7" w:tplc="04090003" w:tentative="1">
+      <w:start w:val="1"/>
+      <w:numFmt w:val="bullet"/>
+      <w:lvlText w:val=""/>
+      <w:lvlJc w:val="left"/>
+      <w:pPr>
+        <w:ind w:left="3600" w:hanging="400"/>
+      </w:pPr>
+      <w:rPr>
+        <w:rFonts w:ascii="Wingdings" w:hAnsi="Wingdings" w:hint="default"/>
+      </w:rPr>
+    </w:lvl>
+    <w:lvl w:ilvl="8" w:tplc="04090005" w:tentative="1">
+      <w:start w:val="1"/>
+      <w:numFmt w:val="bullet"/>
+      <w:lvlText w:val=""/>
+      <w:lvlJc w:val="left"/>
+      <w:pPr>
+        <w:ind w:left="4000" w:hanging="400"/>
+      </w:pPr>
+      <w:rPr>
+        <w:rFonts w:ascii="Wingdings" w:hAnsi="Wingdings" w:hint="default"/>
+      </w:rPr>
+    </w:lvl>
+  </w:abstractNum>
+  <w:abstractNum w:abstractNumId="3" w15:restartNumberingAfterBreak="0">
     <w:nsid w:val="260F4FD6"/>
     <w:multiLevelType w:val="hybridMultilevel"/>
     <w:tmpl w:val="C2364AAC"/>
@@ -3331,7 +3038,7 @@
       </w:rPr>
     </w:lvl>
   </w:abstractNum>
-  <w:abstractNum w:abstractNumId="3" w15:restartNumberingAfterBreak="0">
+  <w:abstractNum w:abstractNumId="4" w15:restartNumberingAfterBreak="0">
     <w:nsid w:val="28F16B0A"/>
     <w:multiLevelType w:val="hybridMultilevel"/>
     <w:tmpl w:val="CA629F90"/>
@@ -3444,7 +3151,7 @@
       </w:rPr>
     </w:lvl>
   </w:abstractNum>
-  <w:abstractNum w:abstractNumId="4" w15:restartNumberingAfterBreak="0">
+  <w:abstractNum w:abstractNumId="5" w15:restartNumberingAfterBreak="0">
     <w:nsid w:val="3D400FA1"/>
     <w:multiLevelType w:val="hybridMultilevel"/>
     <w:tmpl w:val="F8661376"/>
@@ -3557,7 +3264,7 @@
       </w:rPr>
     </w:lvl>
   </w:abstractNum>
-  <w:abstractNum w:abstractNumId="5" w15:restartNumberingAfterBreak="0">
+  <w:abstractNum w:abstractNumId="6" w15:restartNumberingAfterBreak="0">
     <w:nsid w:val="4D9762AE"/>
     <w:multiLevelType w:val="hybridMultilevel"/>
     <w:tmpl w:val="D6146CF6"/>
@@ -3670,7 +3377,7 @@
       </w:rPr>
     </w:lvl>
   </w:abstractNum>
-  <w:abstractNum w:abstractNumId="6" w15:restartNumberingAfterBreak="0">
+  <w:abstractNum w:abstractNumId="7" w15:restartNumberingAfterBreak="0">
     <w:nsid w:val="4E9325BB"/>
     <w:multiLevelType w:val="hybridMultilevel"/>
     <w:tmpl w:val="385C84A0"/>
@@ -3782,7 +3489,7 @@
       </w:rPr>
     </w:lvl>
   </w:abstractNum>
-  <w:abstractNum w:abstractNumId="7" w15:restartNumberingAfterBreak="0">
+  <w:abstractNum w:abstractNumId="8" w15:restartNumberingAfterBreak="0">
     <w:nsid w:val="537C11ED"/>
     <w:multiLevelType w:val="hybridMultilevel"/>
     <w:tmpl w:val="85E6563C"/>
@@ -3895,7 +3602,7 @@
       </w:rPr>
     </w:lvl>
   </w:abstractNum>
-  <w:abstractNum w:abstractNumId="8" w15:restartNumberingAfterBreak="0">
+  <w:abstractNum w:abstractNumId="9" w15:restartNumberingAfterBreak="0">
     <w:nsid w:val="659E3ABE"/>
     <w:multiLevelType w:val="hybridMultilevel"/>
     <w:tmpl w:val="A4FCCA4C"/>
@@ -4008,7 +3715,7 @@
       </w:rPr>
     </w:lvl>
   </w:abstractNum>
-  <w:abstractNum w:abstractNumId="9" w15:restartNumberingAfterBreak="0">
+  <w:abstractNum w:abstractNumId="10" w15:restartNumberingAfterBreak="0">
     <w:nsid w:val="6BEF0657"/>
     <w:multiLevelType w:val="hybridMultilevel"/>
     <w:tmpl w:val="CCF43A8E"/>
@@ -4121,7 +3828,7 @@
       </w:rPr>
     </w:lvl>
   </w:abstractNum>
-  <w:abstractNum w:abstractNumId="10" w15:restartNumberingAfterBreak="0">
+  <w:abstractNum w:abstractNumId="11" w15:restartNumberingAfterBreak="0">
     <w:nsid w:val="71255C70"/>
     <w:multiLevelType w:val="hybridMultilevel"/>
     <w:tmpl w:val="F38CC44C"/>
@@ -4234,7 +3941,7 @@
       </w:rPr>
     </w:lvl>
   </w:abstractNum>
-  <w:abstractNum w:abstractNumId="11" w15:restartNumberingAfterBreak="0">
+  <w:abstractNum w:abstractNumId="12" w15:restartNumberingAfterBreak="0">
     <w:nsid w:val="76020228"/>
     <w:multiLevelType w:val="hybridMultilevel"/>
     <w:tmpl w:val="ACFE40BA"/>
@@ -4347,7 +4054,7 @@
       </w:rPr>
     </w:lvl>
   </w:abstractNum>
-  <w:abstractNum w:abstractNumId="12" w15:restartNumberingAfterBreak="0">
+  <w:abstractNum w:abstractNumId="13" w15:restartNumberingAfterBreak="0">
     <w:nsid w:val="78966066"/>
     <w:multiLevelType w:val="hybridMultilevel"/>
     <w:tmpl w:val="662291A2"/>
@@ -4460,7 +4167,7 @@
       </w:rPr>
     </w:lvl>
   </w:abstractNum>
-  <w:abstractNum w:abstractNumId="13" w15:restartNumberingAfterBreak="0">
+  <w:abstractNum w:abstractNumId="14" w15:restartNumberingAfterBreak="0">
     <w:nsid w:val="7ECE7808"/>
     <w:multiLevelType w:val="hybridMultilevel"/>
     <w:tmpl w:val="CC3EDC98"/>
@@ -4575,46 +4282,49 @@
     </w:lvl>
   </w:abstractNum>
   <w:num w:numId="1" w16cid:durableId="473931">
-    <w:abstractNumId w:val="12"/>
+    <w:abstractNumId w:val="13"/>
   </w:num>
   <w:num w:numId="2" w16cid:durableId="1985310790">
-    <w:abstractNumId w:val="10"/>
+    <w:abstractNumId w:val="11"/>
   </w:num>
   <w:num w:numId="3" w16cid:durableId="525945323">
     <w:abstractNumId w:val="1"/>
   </w:num>
   <w:num w:numId="4" w16cid:durableId="773981556">
-    <w:abstractNumId w:val="11"/>
+    <w:abstractNumId w:val="12"/>
   </w:num>
   <w:num w:numId="5" w16cid:durableId="531235149">
     <w:abstractNumId w:val="0"/>
   </w:num>
   <w:num w:numId="6" w16cid:durableId="1473866419">
-    <w:abstractNumId w:val="2"/>
+    <w:abstractNumId w:val="3"/>
   </w:num>
   <w:num w:numId="7" w16cid:durableId="858205810">
-    <w:abstractNumId w:val="13"/>
+    <w:abstractNumId w:val="14"/>
   </w:num>
   <w:num w:numId="8" w16cid:durableId="679429832">
+    <w:abstractNumId w:val="7"/>
+  </w:num>
+  <w:num w:numId="9" w16cid:durableId="902568946">
+    <w:abstractNumId w:val="8"/>
+  </w:num>
+  <w:num w:numId="10" w16cid:durableId="2008053537">
+    <w:abstractNumId w:val="10"/>
+  </w:num>
+  <w:num w:numId="11" w16cid:durableId="472872335">
     <w:abstractNumId w:val="6"/>
   </w:num>
-  <w:num w:numId="9" w16cid:durableId="902568946">
-    <w:abstractNumId w:val="7"/>
-  </w:num>
-  <w:num w:numId="10" w16cid:durableId="2008053537">
+  <w:num w:numId="12" w16cid:durableId="738289566">
     <w:abstractNumId w:val="9"/>
   </w:num>
-  <w:num w:numId="11" w16cid:durableId="472872335">
+  <w:num w:numId="13" w16cid:durableId="1758093733">
     <w:abstractNumId w:val="5"/>
   </w:num>
-  <w:num w:numId="12" w16cid:durableId="738289566">
-    <w:abstractNumId w:val="8"/>
-  </w:num>
-  <w:num w:numId="13" w16cid:durableId="1758093733">
+  <w:num w:numId="14" w16cid:durableId="712466155">
     <w:abstractNumId w:val="4"/>
   </w:num>
-  <w:num w:numId="14" w16cid:durableId="712466155">
-    <w:abstractNumId w:val="3"/>
+  <w:num w:numId="15" w16cid:durableId="1217469965">
+    <w:abstractNumId w:val="2"/>
   </w:num>
 </w:numbering>
 </file>
@@ -5073,6 +4783,64 @@
       <w:szCs w:val="24"/>
     </w:rPr>
   </w:style>
+  <w:style w:type="paragraph" w:styleId="a4">
+    <w:name w:val="caption"/>
+    <w:basedOn w:val="a"/>
+    <w:next w:val="a"/>
+    <w:uiPriority w:val="35"/>
+    <w:unhideWhenUsed/>
+    <w:qFormat/>
+    <w:rsid w:val="00B2610E"/>
+    <w:rPr>
+      <w:b/>
+      <w:bCs/>
+      <w:szCs w:val="20"/>
+    </w:rPr>
+  </w:style>
+  <w:style w:type="paragraph" w:styleId="a5">
+    <w:name w:val="header"/>
+    <w:basedOn w:val="a"/>
+    <w:link w:val="Char"/>
+    <w:uiPriority w:val="99"/>
+    <w:unhideWhenUsed/>
+    <w:rsid w:val="00554A3D"/>
+    <w:pPr>
+      <w:tabs>
+        <w:tab w:val="center" w:pos="4513"/>
+        <w:tab w:val="right" w:pos="9026"/>
+      </w:tabs>
+      <w:snapToGrid w:val="0"/>
+    </w:pPr>
+  </w:style>
+  <w:style w:type="character" w:customStyle="1" w:styleId="Char">
+    <w:name w:val="머리글 Char"/>
+    <w:basedOn w:val="a0"/>
+    <w:link w:val="a5"/>
+    <w:uiPriority w:val="99"/>
+    <w:rsid w:val="00554A3D"/>
+  </w:style>
+  <w:style w:type="paragraph" w:styleId="a6">
+    <w:name w:val="footer"/>
+    <w:basedOn w:val="a"/>
+    <w:link w:val="Char0"/>
+    <w:uiPriority w:val="99"/>
+    <w:unhideWhenUsed/>
+    <w:rsid w:val="00554A3D"/>
+    <w:pPr>
+      <w:tabs>
+        <w:tab w:val="center" w:pos="4513"/>
+        <w:tab w:val="right" w:pos="9026"/>
+      </w:tabs>
+      <w:snapToGrid w:val="0"/>
+    </w:pPr>
+  </w:style>
+  <w:style w:type="character" w:customStyle="1" w:styleId="Char0">
+    <w:name w:val="바닥글 Char"/>
+    <w:basedOn w:val="a0"/>
+    <w:link w:val="a6"/>
+    <w:uiPriority w:val="99"/>
+    <w:rsid w:val="00554A3D"/>
+  </w:style>
 </w:styles>
 </file>
 
